--- a/mode_docx_gen/pmi_lodzt/template.docx
+++ b/mode_docx_gen/pmi_lodzt/template.docx
@@ -150,19 +150,7 @@
               <w:rPr>
                 <w:sz w:val="22"/>
               </w:rPr>
-              <w:t>Микропроцессорное устройство защиты и автоматики отходя</w:t>
-            </w:r>
-            <w:r>
-              <w:rPr>
-                <w:sz w:val="22"/>
-              </w:rPr>
-              <w:t>щего присоединения «ЮНИТ-М300-Т</w:t>
-            </w:r>
-            <w:r>
-              <w:rPr>
-                <w:sz w:val="22"/>
-              </w:rPr>
-              <w:t>»</w:t>
+              <w:t>Микропроцессорное устройство защиты и автоматики трансформатора «ЮНИТ-М300-ДЗТ2»</w:t>
             </w:r>
           </w:p>
         </w:tc>
@@ -217,23 +205,8 @@
             <w:r>
               <w:rPr>
                 <w:sz w:val="22"/>
-                <w:highlight w:val="yellow"/>
-              </w:rPr>
-              <w:t>ЮНИТ-М319-</w:t>
-            </w:r>
-            <w:r>
-              <w:rPr>
-                <w:sz w:val="22"/>
-                <w:highlight w:val="red"/>
-              </w:rPr>
-              <w:t>ОЛ</w:t>
-            </w:r>
-            <w:r>
-              <w:rPr>
-                <w:sz w:val="22"/>
-                <w:highlight w:val="yellow"/>
-              </w:rPr>
-              <w:t>-Р02с-B021-В021-В001-К001-К003-M046-5400-x-C02.00</w:t>
+              </w:rPr>
+              <w:t>ЮНИТ-М319-ДЗТ2-Р02с___________________________________________</w:t>
             </w:r>
           </w:p>
         </w:tc>
@@ -463,7 +436,7 @@
       <w:r>
         <w:fldChar w:fldCharType="separate"/>
       </w:r>
-      <w:hyperlink w:anchor="_Toc198111547" w:history="1">
+      <w:hyperlink w:anchor="_Toc202514445" w:history="1">
         <w:r>
           <w:rPr>
             <w:rStyle w:val="af4"/>
@@ -507,7 +480,7 @@
             <w:noProof/>
             <w:webHidden/>
           </w:rPr>
-          <w:instrText xml:space="preserve"> PAGEREF _Toc198111547 \h </w:instrText>
+          <w:instrText xml:space="preserve"> PAGEREF _Toc202514445 \h </w:instrText>
         </w:r>
         <w:r>
           <w:rPr>
@@ -549,7 +522,7 @@
           <w:lang w:val="en-US"/>
         </w:rPr>
       </w:pPr>
-      <w:hyperlink w:anchor="_Toc198111548" w:history="1">
+      <w:hyperlink w:anchor="_Toc202514446" w:history="1">
         <w:r>
           <w:rPr>
             <w:rStyle w:val="af4"/>
@@ -576,7 +549,7 @@
             <w:noProof/>
             <w:webHidden/>
           </w:rPr>
-          <w:instrText xml:space="preserve"> PAGEREF _Toc198111548 \h </w:instrText>
+          <w:instrText xml:space="preserve"> PAGEREF _Toc202514446 \h </w:instrText>
         </w:r>
         <w:r>
           <w:rPr>
@@ -618,7 +591,7 @@
           <w:lang w:val="en-US"/>
         </w:rPr>
       </w:pPr>
-      <w:hyperlink w:anchor="_Toc198111549" w:history="1">
+      <w:hyperlink w:anchor="_Toc202514447" w:history="1">
         <w:r>
           <w:rPr>
             <w:rStyle w:val="af4"/>
@@ -645,7 +618,7 @@
             <w:noProof/>
             <w:webHidden/>
           </w:rPr>
-          <w:instrText xml:space="preserve"> PAGEREF _Toc198111549 \h </w:instrText>
+          <w:instrText xml:space="preserve"> PAGEREF _Toc202514447 \h </w:instrText>
         </w:r>
         <w:r>
           <w:rPr>
@@ -687,7 +660,7 @@
           <w:lang w:val="en-US"/>
         </w:rPr>
       </w:pPr>
-      <w:hyperlink w:anchor="_Toc198111550" w:history="1">
+      <w:hyperlink w:anchor="_Toc202514448" w:history="1">
         <w:r>
           <w:rPr>
             <w:rStyle w:val="af4"/>
@@ -714,7 +687,7 @@
             <w:noProof/>
             <w:webHidden/>
           </w:rPr>
-          <w:instrText xml:space="preserve"> PAGEREF _Toc198111550 \h </w:instrText>
+          <w:instrText xml:space="preserve"> PAGEREF _Toc202514448 \h </w:instrText>
         </w:r>
         <w:r>
           <w:rPr>
@@ -756,7 +729,7 @@
           <w:lang w:val="en-US"/>
         </w:rPr>
       </w:pPr>
-      <w:hyperlink w:anchor="_Toc198111551" w:history="1">
+      <w:hyperlink w:anchor="_Toc202514449" w:history="1">
         <w:r>
           <w:rPr>
             <w:rStyle w:val="af4"/>
@@ -783,7 +756,7 @@
             <w:noProof/>
             <w:webHidden/>
           </w:rPr>
-          <w:instrText xml:space="preserve"> PAGEREF _Toc198111551 \h </w:instrText>
+          <w:instrText xml:space="preserve"> PAGEREF _Toc202514449 \h </w:instrText>
         </w:r>
         <w:r>
           <w:rPr>
@@ -825,7 +798,7 @@
           <w:lang w:val="en-US"/>
         </w:rPr>
       </w:pPr>
-      <w:hyperlink w:anchor="_Toc198111552" w:history="1">
+      <w:hyperlink w:anchor="_Toc202514450" w:history="1">
         <w:r>
           <w:rPr>
             <w:rStyle w:val="af4"/>
@@ -852,7 +825,7 @@
             <w:noProof/>
             <w:webHidden/>
           </w:rPr>
-          <w:instrText xml:space="preserve"> PAGEREF _Toc198111552 \h </w:instrText>
+          <w:instrText xml:space="preserve"> PAGEREF _Toc202514450 \h </w:instrText>
         </w:r>
         <w:r>
           <w:rPr>
@@ -894,7 +867,7 @@
           <w:lang w:val="en-US"/>
         </w:rPr>
       </w:pPr>
-      <w:hyperlink w:anchor="_Toc198111553" w:history="1">
+      <w:hyperlink w:anchor="_Toc202514451" w:history="1">
         <w:r>
           <w:rPr>
             <w:rStyle w:val="af4"/>
@@ -921,7 +894,7 @@
             <w:noProof/>
             <w:webHidden/>
           </w:rPr>
-          <w:instrText xml:space="preserve"> PAGEREF _Toc198111553 \h </w:instrText>
+          <w:instrText xml:space="preserve"> PAGEREF _Toc202514451 \h </w:instrText>
         </w:r>
         <w:r>
           <w:rPr>
@@ -963,7 +936,7 @@
           <w:lang w:val="en-US"/>
         </w:rPr>
       </w:pPr>
-      <w:hyperlink w:anchor="_Toc198111554" w:history="1">
+      <w:hyperlink w:anchor="_Toc202514452" w:history="1">
         <w:r>
           <w:rPr>
             <w:rStyle w:val="af4"/>
@@ -990,7 +963,7 @@
             <w:noProof/>
             <w:webHidden/>
           </w:rPr>
-          <w:instrText xml:space="preserve"> PAGEREF _Toc198111554 \h </w:instrText>
+          <w:instrText xml:space="preserve"> PAGEREF _Toc202514452 \h </w:instrText>
         </w:r>
         <w:r>
           <w:rPr>
@@ -1036,7 +1009,7 @@
           <w:lang w:val="en-US"/>
         </w:rPr>
       </w:pPr>
-      <w:hyperlink w:anchor="_Toc198111555" w:history="1">
+      <w:hyperlink w:anchor="_Toc202514453" w:history="1">
         <w:r>
           <w:rPr>
             <w:rStyle w:val="af4"/>
@@ -1080,7 +1053,7 @@
             <w:noProof/>
             <w:webHidden/>
           </w:rPr>
-          <w:instrText xml:space="preserve"> PAGEREF _Toc198111555 \h </w:instrText>
+          <w:instrText xml:space="preserve"> PAGEREF _Toc202514453 \h </w:instrText>
         </w:r>
         <w:r>
           <w:rPr>
@@ -1122,7 +1095,7 @@
           <w:lang w:val="en-US"/>
         </w:rPr>
       </w:pPr>
-      <w:hyperlink w:anchor="_Toc198111556" w:history="1">
+      <w:hyperlink w:anchor="_Toc202514454" w:history="1">
         <w:r>
           <w:rPr>
             <w:rStyle w:val="af4"/>
@@ -1149,7 +1122,7 @@
             <w:noProof/>
             <w:webHidden/>
           </w:rPr>
-          <w:instrText xml:space="preserve"> PAGEREF _Toc198111556 \h </w:instrText>
+          <w:instrText xml:space="preserve"> PAGEREF _Toc202514454 \h </w:instrText>
         </w:r>
         <w:r>
           <w:rPr>
@@ -1191,30 +1164,13 @@
           <w:lang w:val="en-US"/>
         </w:rPr>
       </w:pPr>
-      <w:hyperlink w:anchor="_Toc198111557" w:history="1">
+      <w:hyperlink w:anchor="_Toc202514455" w:history="1">
         <w:r>
           <w:rPr>
             <w:rStyle w:val="af4"/>
             <w:noProof/>
-            <w:highlight w:val="red"/>
           </w:rPr>
-          <w:t>2.2 Подключение аналоговы</w:t>
-        </w:r>
-        <w:r>
-          <w:rPr>
-            <w:rStyle w:val="af4"/>
-            <w:noProof/>
-            <w:highlight w:val="red"/>
-          </w:rPr>
-          <w:t>х</w:t>
-        </w:r>
-        <w:r>
-          <w:rPr>
-            <w:rStyle w:val="af4"/>
-            <w:noProof/>
-            <w:highlight w:val="red"/>
-          </w:rPr>
-          <w:t xml:space="preserve"> цепей к устройству</w:t>
+          <w:t>2.2 Подключение испытательной установки к устройству</w:t>
         </w:r>
         <w:r>
           <w:rPr>
@@ -1235,7 +1191,7 @@
             <w:noProof/>
             <w:webHidden/>
           </w:rPr>
-          <w:instrText xml:space="preserve"> PAGEREF _Toc198111557 \h </w:instrText>
+          <w:instrText xml:space="preserve"> PAGEREF _Toc202514455 \h </w:instrText>
         </w:r>
         <w:r>
           <w:rPr>
@@ -1277,13 +1233,13 @@
           <w:lang w:val="en-US"/>
         </w:rPr>
       </w:pPr>
-      <w:hyperlink w:anchor="_Toc198111558" w:history="1">
+      <w:hyperlink w:anchor="_Toc202514456" w:history="1">
         <w:r>
           <w:rPr>
             <w:rStyle w:val="af4"/>
             <w:noProof/>
           </w:rPr>
-          <w:t>2.3 Подключение дискретных входных и выходных цепей устройства</w:t>
+          <w:t>2.3 Назначение дискретных входов устройства ЮНИТ-М-300</w:t>
         </w:r>
         <w:r>
           <w:rPr>
@@ -1304,7 +1260,7 @@
             <w:noProof/>
             <w:webHidden/>
           </w:rPr>
-          <w:instrText xml:space="preserve"> PAGEREF _Toc198111558 \h </w:instrText>
+          <w:instrText xml:space="preserve"> PAGEREF _Toc202514456 \h </w:instrText>
         </w:r>
         <w:r>
           <w:rPr>
@@ -1324,7 +1280,7 @@
             <w:noProof/>
             <w:webHidden/>
           </w:rPr>
-          <w:t>5</w:t>
+          <w:t>7</w:t>
         </w:r>
         <w:r>
           <w:rPr>
@@ -1346,13 +1302,13 @@
           <w:lang w:val="en-US"/>
         </w:rPr>
       </w:pPr>
-      <w:hyperlink w:anchor="_Toc198111559" w:history="1">
+      <w:hyperlink w:anchor="_Toc202514457" w:history="1">
         <w:r>
           <w:rPr>
             <w:rStyle w:val="af4"/>
             <w:noProof/>
           </w:rPr>
-          <w:t>2.4 Назначение дискретных входов устройства ЮНИТ-М-300</w:t>
+          <w:t>2.4 Назначение выходных реле устройства ЮНИТ-М-300</w:t>
         </w:r>
         <w:r>
           <w:rPr>
@@ -1373,7 +1329,7 @@
             <w:noProof/>
             <w:webHidden/>
           </w:rPr>
-          <w:instrText xml:space="preserve"> PAGEREF _Toc198111559 \h </w:instrText>
+          <w:instrText xml:space="preserve"> PAGEREF _Toc202514457 \h </w:instrText>
         </w:r>
         <w:r>
           <w:rPr>
@@ -1393,994 +1349,7 @@
             <w:noProof/>
             <w:webHidden/>
           </w:rPr>
-          <w:t>5</w:t>
-        </w:r>
-        <w:r>
-          <w:rPr>
-            <w:noProof/>
-            <w:webHidden/>
-          </w:rPr>
-          <w:fldChar w:fldCharType="end"/>
-        </w:r>
-      </w:hyperlink>
-    </w:p>
-    <w:p>
-      <w:pPr>
-        <w:pStyle w:val="22"/>
-        <w:rPr>
-          <w:rFonts w:asciiTheme="minorHAnsi" w:eastAsiaTheme="minorEastAsia" w:hAnsiTheme="minorHAnsi"/>
-          <w:noProof/>
-          <w:color w:val="auto"/>
-          <w:sz w:val="22"/>
-          <w:lang w:val="en-US"/>
-        </w:rPr>
-      </w:pPr>
-      <w:hyperlink w:anchor="_Toc198111560" w:history="1">
-        <w:r>
-          <w:rPr>
-            <w:rStyle w:val="af4"/>
-            <w:noProof/>
-          </w:rPr>
-          <w:t>2.5 Назначение выходных реле устройства ЮНИТ-М-300</w:t>
-        </w:r>
-        <w:r>
-          <w:rPr>
-            <w:noProof/>
-            <w:webHidden/>
-          </w:rPr>
-          <w:tab/>
-        </w:r>
-        <w:r>
-          <w:rPr>
-            <w:noProof/>
-            <w:webHidden/>
-          </w:rPr>
-          <w:fldChar w:fldCharType="begin"/>
-        </w:r>
-        <w:r>
-          <w:rPr>
-            <w:noProof/>
-            <w:webHidden/>
-          </w:rPr>
-          <w:instrText xml:space="preserve"> PAGEREF _Toc198111560 \h </w:instrText>
-        </w:r>
-        <w:r>
-          <w:rPr>
-            <w:noProof/>
-            <w:webHidden/>
-          </w:rPr>
-        </w:r>
-        <w:r>
-          <w:rPr>
-            <w:noProof/>
-            <w:webHidden/>
-          </w:rPr>
-          <w:fldChar w:fldCharType="separate"/>
-        </w:r>
-        <w:r>
-          <w:rPr>
-            <w:noProof/>
-            <w:webHidden/>
-          </w:rPr>
-          <w:t>8</w:t>
-        </w:r>
-        <w:r>
-          <w:rPr>
-            <w:noProof/>
-            <w:webHidden/>
-          </w:rPr>
-          <w:fldChar w:fldCharType="end"/>
-        </w:r>
-      </w:hyperlink>
-    </w:p>
-    <w:p>
-      <w:pPr>
-        <w:pStyle w:val="22"/>
-        <w:rPr>
-          <w:rFonts w:asciiTheme="minorHAnsi" w:eastAsiaTheme="minorEastAsia" w:hAnsiTheme="minorHAnsi"/>
-          <w:noProof/>
-          <w:color w:val="auto"/>
-          <w:sz w:val="22"/>
-          <w:lang w:val="en-US"/>
-        </w:rPr>
-      </w:pPr>
-      <w:hyperlink w:anchor="_Toc198111561" w:history="1">
-        <w:r>
-          <w:rPr>
-            <w:rStyle w:val="af4"/>
-            <w:noProof/>
-          </w:rPr>
-          <w:t>2.6 Проверка функции УРОВ</w:t>
-        </w:r>
-        <w:r>
-          <w:rPr>
-            <w:noProof/>
-            <w:webHidden/>
-          </w:rPr>
-          <w:tab/>
-        </w:r>
-        <w:r>
-          <w:rPr>
-            <w:noProof/>
-            <w:webHidden/>
-          </w:rPr>
-          <w:fldChar w:fldCharType="begin"/>
-        </w:r>
-        <w:r>
-          <w:rPr>
-            <w:noProof/>
-            <w:webHidden/>
-          </w:rPr>
-          <w:instrText xml:space="preserve"> PAGEREF _Toc198111561 \h </w:instrText>
-        </w:r>
-        <w:r>
-          <w:rPr>
-            <w:noProof/>
-            <w:webHidden/>
-          </w:rPr>
-        </w:r>
-        <w:r>
-          <w:rPr>
-            <w:noProof/>
-            <w:webHidden/>
-          </w:rPr>
-          <w:fldChar w:fldCharType="separate"/>
-        </w:r>
-        <w:r>
-          <w:rPr>
-            <w:noProof/>
-            <w:webHidden/>
-          </w:rPr>
-          <w:t>10</w:t>
-        </w:r>
-        <w:r>
-          <w:rPr>
-            <w:noProof/>
-            <w:webHidden/>
-          </w:rPr>
-          <w:fldChar w:fldCharType="end"/>
-        </w:r>
-      </w:hyperlink>
-    </w:p>
-    <w:p>
-      <w:pPr>
-        <w:pStyle w:val="22"/>
-        <w:rPr>
-          <w:rFonts w:asciiTheme="minorHAnsi" w:eastAsiaTheme="minorEastAsia" w:hAnsiTheme="minorHAnsi"/>
-          <w:noProof/>
-          <w:color w:val="auto"/>
-          <w:sz w:val="22"/>
-          <w:lang w:val="en-US"/>
-        </w:rPr>
-      </w:pPr>
-      <w:hyperlink w:anchor="_Toc198111562" w:history="1">
-        <w:r>
-          <w:rPr>
-            <w:rStyle w:val="af4"/>
-            <w:noProof/>
-          </w:rPr>
-          <w:t>2.7 Проверка функций ЛО Т и ЛО ВН</w:t>
-        </w:r>
-        <w:r>
-          <w:rPr>
-            <w:noProof/>
-            <w:webHidden/>
-          </w:rPr>
-          <w:tab/>
-        </w:r>
-        <w:r>
-          <w:rPr>
-            <w:noProof/>
-            <w:webHidden/>
-          </w:rPr>
-          <w:fldChar w:fldCharType="begin"/>
-        </w:r>
-        <w:r>
-          <w:rPr>
-            <w:noProof/>
-            <w:webHidden/>
-          </w:rPr>
-          <w:instrText xml:space="preserve"> PAGEREF _Toc198111562 \h </w:instrText>
-        </w:r>
-        <w:r>
-          <w:rPr>
-            <w:noProof/>
-            <w:webHidden/>
-          </w:rPr>
-        </w:r>
-        <w:r>
-          <w:rPr>
-            <w:noProof/>
-            <w:webHidden/>
-          </w:rPr>
-          <w:fldChar w:fldCharType="separate"/>
-        </w:r>
-        <w:r>
-          <w:rPr>
-            <w:noProof/>
-            <w:webHidden/>
-          </w:rPr>
-          <w:t>16</w:t>
-        </w:r>
-        <w:r>
-          <w:rPr>
-            <w:noProof/>
-            <w:webHidden/>
-          </w:rPr>
-          <w:fldChar w:fldCharType="end"/>
-        </w:r>
-      </w:hyperlink>
-    </w:p>
-    <w:p>
-      <w:pPr>
-        <w:pStyle w:val="22"/>
-        <w:rPr>
-          <w:rFonts w:asciiTheme="minorHAnsi" w:eastAsiaTheme="minorEastAsia" w:hAnsiTheme="minorHAnsi"/>
-          <w:noProof/>
-          <w:color w:val="auto"/>
-          <w:sz w:val="22"/>
-          <w:lang w:val="en-US"/>
-        </w:rPr>
-      </w:pPr>
-      <w:hyperlink w:anchor="_Toc198111563" w:history="1">
-        <w:r>
-          <w:rPr>
-            <w:rStyle w:val="af4"/>
-            <w:noProof/>
-          </w:rPr>
-          <w:t>2.8 Проверка функции ЛО НН1</w:t>
-        </w:r>
-        <w:r>
-          <w:rPr>
-            <w:noProof/>
-            <w:webHidden/>
-          </w:rPr>
-          <w:tab/>
-        </w:r>
-        <w:r>
-          <w:rPr>
-            <w:noProof/>
-            <w:webHidden/>
-          </w:rPr>
-          <w:fldChar w:fldCharType="begin"/>
-        </w:r>
-        <w:r>
-          <w:rPr>
-            <w:noProof/>
-            <w:webHidden/>
-          </w:rPr>
-          <w:instrText xml:space="preserve"> PAGEREF _Toc198111563 \h </w:instrText>
-        </w:r>
-        <w:r>
-          <w:rPr>
-            <w:noProof/>
-            <w:webHidden/>
-          </w:rPr>
-        </w:r>
-        <w:r>
-          <w:rPr>
-            <w:noProof/>
-            <w:webHidden/>
-          </w:rPr>
-          <w:fldChar w:fldCharType="separate"/>
-        </w:r>
-        <w:r>
-          <w:rPr>
-            <w:noProof/>
-            <w:webHidden/>
-          </w:rPr>
-          <w:t>21</w:t>
-        </w:r>
-        <w:r>
-          <w:rPr>
-            <w:noProof/>
-            <w:webHidden/>
-          </w:rPr>
-          <w:fldChar w:fldCharType="end"/>
-        </w:r>
-      </w:hyperlink>
-    </w:p>
-    <w:p>
-      <w:pPr>
-        <w:pStyle w:val="22"/>
-        <w:rPr>
-          <w:rFonts w:asciiTheme="minorHAnsi" w:eastAsiaTheme="minorEastAsia" w:hAnsiTheme="minorHAnsi"/>
-          <w:noProof/>
-          <w:color w:val="auto"/>
-          <w:sz w:val="22"/>
-          <w:lang w:val="en-US"/>
-        </w:rPr>
-      </w:pPr>
-      <w:hyperlink w:anchor="_Toc198111564" w:history="1">
-        <w:r>
-          <w:rPr>
-            <w:rStyle w:val="af4"/>
-            <w:noProof/>
-          </w:rPr>
-          <w:t>2.9 Проверка функции ЛО НН2</w:t>
-        </w:r>
-        <w:r>
-          <w:rPr>
-            <w:noProof/>
-            <w:webHidden/>
-          </w:rPr>
-          <w:tab/>
-        </w:r>
-        <w:r>
-          <w:rPr>
-            <w:noProof/>
-            <w:webHidden/>
-          </w:rPr>
-          <w:fldChar w:fldCharType="begin"/>
-        </w:r>
-        <w:r>
-          <w:rPr>
-            <w:noProof/>
-            <w:webHidden/>
-          </w:rPr>
-          <w:instrText xml:space="preserve"> PAGEREF _Toc198111564 \h </w:instrText>
-        </w:r>
-        <w:r>
-          <w:rPr>
-            <w:noProof/>
-            <w:webHidden/>
-          </w:rPr>
-        </w:r>
-        <w:r>
-          <w:rPr>
-            <w:noProof/>
-            <w:webHidden/>
-          </w:rPr>
-          <w:fldChar w:fldCharType="separate"/>
-        </w:r>
-        <w:r>
-          <w:rPr>
-            <w:noProof/>
-            <w:webHidden/>
-          </w:rPr>
-          <w:t>26</w:t>
-        </w:r>
-        <w:r>
-          <w:rPr>
-            <w:noProof/>
-            <w:webHidden/>
-          </w:rPr>
-          <w:fldChar w:fldCharType="end"/>
-        </w:r>
-      </w:hyperlink>
-    </w:p>
-    <w:p>
-      <w:pPr>
-        <w:pStyle w:val="22"/>
-        <w:rPr>
-          <w:rFonts w:asciiTheme="minorHAnsi" w:eastAsiaTheme="minorEastAsia" w:hAnsiTheme="minorHAnsi"/>
-          <w:noProof/>
-          <w:color w:val="auto"/>
-          <w:sz w:val="22"/>
-          <w:lang w:val="en-US"/>
-        </w:rPr>
-      </w:pPr>
-      <w:hyperlink w:anchor="_Toc198111565" w:history="1">
-        <w:r>
-          <w:rPr>
-            <w:rStyle w:val="af4"/>
-            <w:noProof/>
-          </w:rPr>
-          <w:t>2.10 Проверка функции СС. Часть 1</w:t>
-        </w:r>
-        <w:r>
-          <w:rPr>
-            <w:noProof/>
-            <w:webHidden/>
-          </w:rPr>
-          <w:tab/>
-        </w:r>
-        <w:r>
-          <w:rPr>
-            <w:noProof/>
-            <w:webHidden/>
-          </w:rPr>
-          <w:fldChar w:fldCharType="begin"/>
-        </w:r>
-        <w:r>
-          <w:rPr>
-            <w:noProof/>
-            <w:webHidden/>
-          </w:rPr>
-          <w:instrText xml:space="preserve"> PAGEREF _Toc198111565 \h </w:instrText>
-        </w:r>
-        <w:r>
-          <w:rPr>
-            <w:noProof/>
-            <w:webHidden/>
-          </w:rPr>
-        </w:r>
-        <w:r>
-          <w:rPr>
-            <w:noProof/>
-            <w:webHidden/>
-          </w:rPr>
-          <w:fldChar w:fldCharType="separate"/>
-        </w:r>
-        <w:r>
-          <w:rPr>
-            <w:noProof/>
-            <w:webHidden/>
-          </w:rPr>
-          <w:t>31</w:t>
-        </w:r>
-        <w:r>
-          <w:rPr>
-            <w:noProof/>
-            <w:webHidden/>
-          </w:rPr>
-          <w:fldChar w:fldCharType="end"/>
-        </w:r>
-      </w:hyperlink>
-    </w:p>
-    <w:p>
-      <w:pPr>
-        <w:pStyle w:val="22"/>
-        <w:rPr>
-          <w:rFonts w:asciiTheme="minorHAnsi" w:eastAsiaTheme="minorEastAsia" w:hAnsiTheme="minorHAnsi"/>
-          <w:noProof/>
-          <w:color w:val="auto"/>
-          <w:sz w:val="22"/>
-          <w:lang w:val="en-US"/>
-        </w:rPr>
-      </w:pPr>
-      <w:hyperlink w:anchor="_Toc198111566" w:history="1">
-        <w:r>
-          <w:rPr>
-            <w:rStyle w:val="af4"/>
-            <w:noProof/>
-          </w:rPr>
-          <w:t>2.11 Проверка функции СС. Часть 2</w:t>
-        </w:r>
-        <w:r>
-          <w:rPr>
-            <w:noProof/>
-            <w:webHidden/>
-          </w:rPr>
-          <w:tab/>
-        </w:r>
-        <w:r>
-          <w:rPr>
-            <w:noProof/>
-            <w:webHidden/>
-          </w:rPr>
-          <w:fldChar w:fldCharType="begin"/>
-        </w:r>
-        <w:r>
-          <w:rPr>
-            <w:noProof/>
-            <w:webHidden/>
-          </w:rPr>
-          <w:instrText xml:space="preserve"> PAGEREF _Toc198111566 \h </w:instrText>
-        </w:r>
-        <w:r>
-          <w:rPr>
-            <w:noProof/>
-            <w:webHidden/>
-          </w:rPr>
-        </w:r>
-        <w:r>
-          <w:rPr>
-            <w:noProof/>
-            <w:webHidden/>
-          </w:rPr>
-          <w:fldChar w:fldCharType="separate"/>
-        </w:r>
-        <w:r>
-          <w:rPr>
-            <w:noProof/>
-            <w:webHidden/>
-          </w:rPr>
-          <w:t>36</w:t>
-        </w:r>
-        <w:r>
-          <w:rPr>
-            <w:noProof/>
-            <w:webHidden/>
-          </w:rPr>
-          <w:fldChar w:fldCharType="end"/>
-        </w:r>
-      </w:hyperlink>
-    </w:p>
-    <w:p>
-      <w:pPr>
-        <w:pStyle w:val="12"/>
-        <w:tabs>
-          <w:tab w:val="left" w:pos="567"/>
-          <w:tab w:val="right" w:leader="dot" w:pos="9605"/>
-        </w:tabs>
-        <w:rPr>
-          <w:rFonts w:asciiTheme="minorHAnsi" w:eastAsiaTheme="minorEastAsia" w:hAnsiTheme="minorHAnsi"/>
-          <w:noProof/>
-          <w:color w:val="auto"/>
-          <w:sz w:val="22"/>
-          <w:lang w:val="en-US"/>
-        </w:rPr>
-      </w:pPr>
-      <w:hyperlink w:anchor="_Toc198111567" w:history="1">
-        <w:r>
-          <w:rPr>
-            <w:rStyle w:val="af4"/>
-            <w:noProof/>
-          </w:rPr>
-          <w:t>3.</w:t>
-        </w:r>
-        <w:r>
-          <w:rPr>
-            <w:rFonts w:asciiTheme="minorHAnsi" w:eastAsiaTheme="minorEastAsia" w:hAnsiTheme="minorHAnsi"/>
-            <w:noProof/>
-            <w:color w:val="auto"/>
-            <w:sz w:val="22"/>
-            <w:lang w:val="en-US"/>
-          </w:rPr>
-          <w:tab/>
-        </w:r>
-        <w:r>
-          <w:rPr>
-            <w:rStyle w:val="af4"/>
-            <w:noProof/>
-          </w:rPr>
-          <w:t>РЕЗУЛЬТАТ ИСПЫТАНИЙ</w:t>
-        </w:r>
-        <w:r>
-          <w:rPr>
-            <w:noProof/>
-            <w:webHidden/>
-          </w:rPr>
-          <w:tab/>
-        </w:r>
-        <w:r>
-          <w:rPr>
-            <w:noProof/>
-            <w:webHidden/>
-          </w:rPr>
-          <w:fldChar w:fldCharType="begin"/>
-        </w:r>
-        <w:r>
-          <w:rPr>
-            <w:noProof/>
-            <w:webHidden/>
-          </w:rPr>
-          <w:instrText xml:space="preserve"> PAGEREF _Toc198111567 \h </w:instrText>
-        </w:r>
-        <w:r>
-          <w:rPr>
-            <w:noProof/>
-            <w:webHidden/>
-          </w:rPr>
-        </w:r>
-        <w:r>
-          <w:rPr>
-            <w:noProof/>
-            <w:webHidden/>
-          </w:rPr>
-          <w:fldChar w:fldCharType="separate"/>
-        </w:r>
-        <w:r>
-          <w:rPr>
-            <w:noProof/>
-            <w:webHidden/>
-          </w:rPr>
-          <w:t>41</w:t>
-        </w:r>
-        <w:r>
-          <w:rPr>
-            <w:noProof/>
-            <w:webHidden/>
-          </w:rPr>
-          <w:fldChar w:fldCharType="end"/>
-        </w:r>
-      </w:hyperlink>
-    </w:p>
-    <w:p>
-      <w:pPr>
-        <w:pStyle w:val="22"/>
-        <w:rPr>
-          <w:rFonts w:asciiTheme="minorHAnsi" w:eastAsiaTheme="minorEastAsia" w:hAnsiTheme="minorHAnsi"/>
-          <w:noProof/>
-          <w:color w:val="auto"/>
-          <w:sz w:val="22"/>
-          <w:lang w:val="en-US"/>
-        </w:rPr>
-      </w:pPr>
-      <w:hyperlink w:anchor="_Toc198111568" w:history="1">
-        <w:r>
-          <w:rPr>
-            <w:rStyle w:val="af4"/>
-            <w:noProof/>
-          </w:rPr>
-          <w:t>3.1 Результат проверки функции УРОВ</w:t>
-        </w:r>
-        <w:r>
-          <w:rPr>
-            <w:noProof/>
-            <w:webHidden/>
-          </w:rPr>
-          <w:tab/>
-        </w:r>
-        <w:r>
-          <w:rPr>
-            <w:noProof/>
-            <w:webHidden/>
-          </w:rPr>
-          <w:fldChar w:fldCharType="begin"/>
-        </w:r>
-        <w:r>
-          <w:rPr>
-            <w:noProof/>
-            <w:webHidden/>
-          </w:rPr>
-          <w:instrText xml:space="preserve"> PAGEREF _Toc198111568 \h </w:instrText>
-        </w:r>
-        <w:r>
-          <w:rPr>
-            <w:noProof/>
-            <w:webHidden/>
-          </w:rPr>
-        </w:r>
-        <w:r>
-          <w:rPr>
-            <w:noProof/>
-            <w:webHidden/>
-          </w:rPr>
-          <w:fldChar w:fldCharType="separate"/>
-        </w:r>
-        <w:r>
-          <w:rPr>
-            <w:noProof/>
-            <w:webHidden/>
-          </w:rPr>
-          <w:t>41</w:t>
-        </w:r>
-        <w:r>
-          <w:rPr>
-            <w:noProof/>
-            <w:webHidden/>
-          </w:rPr>
-          <w:fldChar w:fldCharType="end"/>
-        </w:r>
-      </w:hyperlink>
-    </w:p>
-    <w:p>
-      <w:pPr>
-        <w:pStyle w:val="22"/>
-        <w:rPr>
-          <w:rFonts w:asciiTheme="minorHAnsi" w:eastAsiaTheme="minorEastAsia" w:hAnsiTheme="minorHAnsi"/>
-          <w:noProof/>
-          <w:color w:val="auto"/>
-          <w:sz w:val="22"/>
-          <w:lang w:val="en-US"/>
-        </w:rPr>
-      </w:pPr>
-      <w:hyperlink w:anchor="_Toc198111569" w:history="1">
-        <w:r>
-          <w:rPr>
-            <w:rStyle w:val="af4"/>
-            <w:noProof/>
-          </w:rPr>
-          <w:t>3.2 Результат проверки функций ЛО Т и ЛО ВН</w:t>
-        </w:r>
-        <w:r>
-          <w:rPr>
-            <w:noProof/>
-            <w:webHidden/>
-          </w:rPr>
-          <w:tab/>
-        </w:r>
-        <w:r>
-          <w:rPr>
-            <w:noProof/>
-            <w:webHidden/>
-          </w:rPr>
-          <w:fldChar w:fldCharType="begin"/>
-        </w:r>
-        <w:r>
-          <w:rPr>
-            <w:noProof/>
-            <w:webHidden/>
-          </w:rPr>
-          <w:instrText xml:space="preserve"> PAGEREF _Toc198111569 \h </w:instrText>
-        </w:r>
-        <w:r>
-          <w:rPr>
-            <w:noProof/>
-            <w:webHidden/>
-          </w:rPr>
-        </w:r>
-        <w:r>
-          <w:rPr>
-            <w:noProof/>
-            <w:webHidden/>
-          </w:rPr>
-          <w:fldChar w:fldCharType="separate"/>
-        </w:r>
-        <w:r>
-          <w:rPr>
-            <w:noProof/>
-            <w:webHidden/>
-          </w:rPr>
-          <w:t>42</w:t>
-        </w:r>
-        <w:r>
-          <w:rPr>
-            <w:noProof/>
-            <w:webHidden/>
-          </w:rPr>
-          <w:fldChar w:fldCharType="end"/>
-        </w:r>
-      </w:hyperlink>
-    </w:p>
-    <w:p>
-      <w:pPr>
-        <w:pStyle w:val="22"/>
-        <w:rPr>
-          <w:rFonts w:asciiTheme="minorHAnsi" w:eastAsiaTheme="minorEastAsia" w:hAnsiTheme="minorHAnsi"/>
-          <w:noProof/>
-          <w:color w:val="auto"/>
-          <w:sz w:val="22"/>
-          <w:lang w:val="en-US"/>
-        </w:rPr>
-      </w:pPr>
-      <w:hyperlink w:anchor="_Toc198111570" w:history="1">
-        <w:r>
-          <w:rPr>
-            <w:rStyle w:val="af4"/>
-            <w:noProof/>
-          </w:rPr>
-          <w:t>3.3 Результат проверки функции ЛО НН1</w:t>
-        </w:r>
-        <w:r>
-          <w:rPr>
-            <w:noProof/>
-            <w:webHidden/>
-          </w:rPr>
-          <w:tab/>
-        </w:r>
-        <w:r>
-          <w:rPr>
-            <w:noProof/>
-            <w:webHidden/>
-          </w:rPr>
-          <w:fldChar w:fldCharType="begin"/>
-        </w:r>
-        <w:r>
-          <w:rPr>
-            <w:noProof/>
-            <w:webHidden/>
-          </w:rPr>
-          <w:instrText xml:space="preserve"> PAGEREF _Toc198111570 \h </w:instrText>
-        </w:r>
-        <w:r>
-          <w:rPr>
-            <w:noProof/>
-            <w:webHidden/>
-          </w:rPr>
-        </w:r>
-        <w:r>
-          <w:rPr>
-            <w:noProof/>
-            <w:webHidden/>
-          </w:rPr>
-          <w:fldChar w:fldCharType="separate"/>
-        </w:r>
-        <w:r>
-          <w:rPr>
-            <w:noProof/>
-            <w:webHidden/>
-          </w:rPr>
-          <w:t>43</w:t>
-        </w:r>
-        <w:r>
-          <w:rPr>
-            <w:noProof/>
-            <w:webHidden/>
-          </w:rPr>
-          <w:fldChar w:fldCharType="end"/>
-        </w:r>
-      </w:hyperlink>
-    </w:p>
-    <w:p>
-      <w:pPr>
-        <w:pStyle w:val="22"/>
-        <w:rPr>
-          <w:rFonts w:asciiTheme="minorHAnsi" w:eastAsiaTheme="minorEastAsia" w:hAnsiTheme="minorHAnsi"/>
-          <w:noProof/>
-          <w:color w:val="auto"/>
-          <w:sz w:val="22"/>
-          <w:lang w:val="en-US"/>
-        </w:rPr>
-      </w:pPr>
-      <w:hyperlink w:anchor="_Toc198111571" w:history="1">
-        <w:r>
-          <w:rPr>
-            <w:rStyle w:val="af4"/>
-            <w:noProof/>
-          </w:rPr>
-          <w:t>3.4 Результат проверки функции ЛО НН2</w:t>
-        </w:r>
-        <w:r>
-          <w:rPr>
-            <w:noProof/>
-            <w:webHidden/>
-          </w:rPr>
-          <w:tab/>
-        </w:r>
-        <w:r>
-          <w:rPr>
-            <w:noProof/>
-            <w:webHidden/>
-          </w:rPr>
-          <w:fldChar w:fldCharType="begin"/>
-        </w:r>
-        <w:r>
-          <w:rPr>
-            <w:noProof/>
-            <w:webHidden/>
-          </w:rPr>
-          <w:instrText xml:space="preserve"> PAGEREF _Toc198111571 \h </w:instrText>
-        </w:r>
-        <w:r>
-          <w:rPr>
-            <w:noProof/>
-            <w:webHidden/>
-          </w:rPr>
-        </w:r>
-        <w:r>
-          <w:rPr>
-            <w:noProof/>
-            <w:webHidden/>
-          </w:rPr>
-          <w:fldChar w:fldCharType="separate"/>
-        </w:r>
-        <w:r>
-          <w:rPr>
-            <w:noProof/>
-            <w:webHidden/>
-          </w:rPr>
-          <w:t>44</w:t>
-        </w:r>
-        <w:r>
-          <w:rPr>
-            <w:noProof/>
-            <w:webHidden/>
-          </w:rPr>
-          <w:fldChar w:fldCharType="end"/>
-        </w:r>
-      </w:hyperlink>
-    </w:p>
-    <w:p>
-      <w:pPr>
-        <w:pStyle w:val="22"/>
-        <w:rPr>
-          <w:rFonts w:asciiTheme="minorHAnsi" w:eastAsiaTheme="minorEastAsia" w:hAnsiTheme="minorHAnsi"/>
-          <w:noProof/>
-          <w:color w:val="auto"/>
-          <w:sz w:val="22"/>
-          <w:lang w:val="en-US"/>
-        </w:rPr>
-      </w:pPr>
-      <w:hyperlink w:anchor="_Toc198111572" w:history="1">
-        <w:r>
-          <w:rPr>
-            <w:rStyle w:val="af4"/>
-            <w:noProof/>
-          </w:rPr>
-          <w:t>3.5 Результат проверки функции СС. Часть 1</w:t>
-        </w:r>
-        <w:r>
-          <w:rPr>
-            <w:noProof/>
-            <w:webHidden/>
-          </w:rPr>
-          <w:tab/>
-        </w:r>
-        <w:r>
-          <w:rPr>
-            <w:noProof/>
-            <w:webHidden/>
-          </w:rPr>
-          <w:fldChar w:fldCharType="begin"/>
-        </w:r>
-        <w:r>
-          <w:rPr>
-            <w:noProof/>
-            <w:webHidden/>
-          </w:rPr>
-          <w:instrText xml:space="preserve"> PAGEREF _Toc198111572 \h </w:instrText>
-        </w:r>
-        <w:r>
-          <w:rPr>
-            <w:noProof/>
-            <w:webHidden/>
-          </w:rPr>
-        </w:r>
-        <w:r>
-          <w:rPr>
-            <w:noProof/>
-            <w:webHidden/>
-          </w:rPr>
-          <w:fldChar w:fldCharType="separate"/>
-        </w:r>
-        <w:r>
-          <w:rPr>
-            <w:noProof/>
-            <w:webHidden/>
-          </w:rPr>
-          <w:t>44</w:t>
-        </w:r>
-        <w:r>
-          <w:rPr>
-            <w:noProof/>
-            <w:webHidden/>
-          </w:rPr>
-          <w:fldChar w:fldCharType="end"/>
-        </w:r>
-      </w:hyperlink>
-    </w:p>
-    <w:p>
-      <w:pPr>
-        <w:pStyle w:val="22"/>
-        <w:rPr>
-          <w:rFonts w:asciiTheme="minorHAnsi" w:eastAsiaTheme="minorEastAsia" w:hAnsiTheme="minorHAnsi"/>
-          <w:noProof/>
-          <w:color w:val="auto"/>
-          <w:sz w:val="22"/>
-          <w:lang w:val="en-US"/>
-        </w:rPr>
-      </w:pPr>
-      <w:hyperlink w:anchor="_Toc198111573" w:history="1">
-        <w:r>
-          <w:rPr>
-            <w:rStyle w:val="af4"/>
-            <w:noProof/>
-          </w:rPr>
-          <w:t>3.6 Результат проверки функции СС. Часть 2</w:t>
-        </w:r>
-        <w:r>
-          <w:rPr>
-            <w:noProof/>
-            <w:webHidden/>
-          </w:rPr>
-          <w:tab/>
-        </w:r>
-        <w:r>
-          <w:rPr>
-            <w:noProof/>
-            <w:webHidden/>
-          </w:rPr>
-          <w:fldChar w:fldCharType="begin"/>
-        </w:r>
-        <w:r>
-          <w:rPr>
-            <w:noProof/>
-            <w:webHidden/>
-          </w:rPr>
-          <w:instrText xml:space="preserve"> PAGEREF _Toc198111573 \h </w:instrText>
-        </w:r>
-        <w:r>
-          <w:rPr>
-            <w:noProof/>
-            <w:webHidden/>
-          </w:rPr>
-        </w:r>
-        <w:r>
-          <w:rPr>
-            <w:noProof/>
-            <w:webHidden/>
-          </w:rPr>
-          <w:fldChar w:fldCharType="separate"/>
-        </w:r>
-        <w:r>
-          <w:rPr>
-            <w:noProof/>
-            <w:webHidden/>
-          </w:rPr>
-          <w:t>45</w:t>
+          <w:t>9</w:t>
         </w:r>
         <w:r>
           <w:rPr>
@@ -2422,6 +1391,8 @@
           <w:lang w:val="en-US"/>
         </w:rPr>
       </w:pPr>
+      <w:bookmarkStart w:id="0" w:name="_GoBack"/>
+      <w:bookmarkEnd w:id="0"/>
     </w:p>
     <w:p>
       <w:pPr>
@@ -2441,42 +1412,48 @@
         <w:lastRenderedPageBreak/>
         <w:tab/>
       </w:r>
-      <w:bookmarkStart w:id="0" w:name="_Toc198111547"/>
+      <w:bookmarkStart w:id="1" w:name="_Toc202514445"/>
       <w:r>
         <w:t>ОБЩИЕ СВЕДЕНИЯ</w:t>
       </w:r>
-      <w:bookmarkEnd w:id="0"/>
+      <w:bookmarkEnd w:id="1"/>
     </w:p>
     <w:p>
       <w:pPr>
         <w:pStyle w:val="2"/>
       </w:pPr>
-      <w:bookmarkStart w:id="1" w:name="_Toc198111548"/>
+      <w:bookmarkStart w:id="2" w:name="_Toc202514446"/>
       <w:r>
         <w:t>Цель проведения испытаний</w:t>
       </w:r>
-      <w:bookmarkEnd w:id="1"/>
+      <w:bookmarkEnd w:id="2"/>
     </w:p>
     <w:p>
       <w:pPr>
         <w:pStyle w:val="a5"/>
       </w:pPr>
       <w:r>
-        <w:t>Проверка функциональной схемы устройства ЮНИТ-М300-Т2 в части функции МТЗ.</w:t>
+        <w:t xml:space="preserve">Проверка и подтверждение соответствия взаимосвязей функциональных блоков устройства ЮНИТ-М300-ДЗТ2 согласованной функциональной схеме устройства (далее ФСУ) версии 2.1 в части </w:t>
+      </w:r>
+      <w:r>
+        <w:t>ЛО и УРОВ</w:t>
+      </w:r>
+      <w:r>
+        <w:t>.</w:t>
       </w:r>
     </w:p>
     <w:p>
       <w:pPr>
         <w:pStyle w:val="2"/>
       </w:pPr>
-      <w:bookmarkStart w:id="2" w:name="_Toc198111549"/>
+      <w:bookmarkStart w:id="3" w:name="_Toc202514447"/>
       <w:r>
         <w:t>Место</w:t>
       </w:r>
       <w:r>
         <w:t xml:space="preserve"> проведения испытаний</w:t>
       </w:r>
-      <w:bookmarkEnd w:id="2"/>
+      <w:bookmarkEnd w:id="3"/>
     </w:p>
     <w:tbl>
       <w:tblPr>
@@ -2616,11 +1593,11 @@
       <w:pPr>
         <w:pStyle w:val="2"/>
       </w:pPr>
-      <w:bookmarkStart w:id="3" w:name="_Toc198111550"/>
+      <w:bookmarkStart w:id="4" w:name="_Toc202514448"/>
       <w:r>
         <w:t>Информация об объекте испытаний</w:t>
       </w:r>
-      <w:bookmarkEnd w:id="3"/>
+      <w:bookmarkEnd w:id="4"/>
     </w:p>
     <w:p>
       <w:pPr>
@@ -2650,7 +1627,7 @@
         </w:trPr>
         <w:tc>
           <w:tcPr>
-            <w:tcW w:w="9911" w:type="dxa"/>
+            <w:tcW w:w="9605" w:type="dxa"/>
             <w:gridSpan w:val="3"/>
           </w:tcPr>
           <w:p>
@@ -2672,7 +1649,7 @@
         </w:trPr>
         <w:tc>
           <w:tcPr>
-            <w:tcW w:w="4815" w:type="dxa"/>
+            <w:tcW w:w="4644" w:type="dxa"/>
           </w:tcPr>
           <w:p>
             <w:pPr>
@@ -2691,7 +1668,7 @@
         </w:tc>
         <w:tc>
           <w:tcPr>
-            <w:tcW w:w="2551" w:type="dxa"/>
+            <w:tcW w:w="2477" w:type="dxa"/>
           </w:tcPr>
           <w:p>
             <w:pPr>
@@ -2710,7 +1687,7 @@
         </w:tc>
         <w:tc>
           <w:tcPr>
-            <w:tcW w:w="2545" w:type="dxa"/>
+            <w:tcW w:w="2484" w:type="dxa"/>
           </w:tcPr>
           <w:p>
             <w:pPr>
@@ -2734,20 +1711,14 @@
         </w:trPr>
         <w:tc>
           <w:tcPr>
-            <w:tcW w:w="4815" w:type="dxa"/>
+            <w:tcW w:w="4644" w:type="dxa"/>
           </w:tcPr>
           <w:p>
             <w:pPr>
               <w:jc w:val="left"/>
             </w:pPr>
             <w:r>
-              <w:t>Микропроцессорное устройство защи</w:t>
-            </w:r>
-            <w:r>
-              <w:t>ты отходящей линии «ЮНИТ-М300-Т</w:t>
-            </w:r>
-            <w:r>
-              <w:t>»,</w:t>
+              <w:t>Микропроцессорное устройство защиты отходящей линии «ЮНИТ-М300-ДЗТ2»,</w:t>
             </w:r>
           </w:p>
           <w:p>
@@ -2778,13 +1749,13 @@
         </w:tc>
         <w:tc>
           <w:tcPr>
-            <w:tcW w:w="2551" w:type="dxa"/>
+            <w:tcW w:w="2477" w:type="dxa"/>
           </w:tcPr>
           <w:p/>
         </w:tc>
         <w:tc>
           <w:tcPr>
-            <w:tcW w:w="2545" w:type="dxa"/>
+            <w:tcW w:w="2484" w:type="dxa"/>
           </w:tcPr>
           <w:p>
             <w:r>
@@ -2960,11 +1931,11 @@
       <w:pPr>
         <w:pStyle w:val="2"/>
       </w:pPr>
-      <w:bookmarkStart w:id="4" w:name="_Toc198111551"/>
+      <w:bookmarkStart w:id="5" w:name="_Toc202514449"/>
       <w:r>
         <w:t>Период проведения испытаний</w:t>
       </w:r>
-      <w:bookmarkEnd w:id="4"/>
+      <w:bookmarkEnd w:id="5"/>
     </w:p>
     <w:p>
       <w:pPr>
@@ -2987,11 +1958,11 @@
       <w:pPr>
         <w:pStyle w:val="2"/>
       </w:pPr>
-      <w:bookmarkStart w:id="5" w:name="_Toc198111552"/>
+      <w:bookmarkStart w:id="6" w:name="_Toc202514450"/>
       <w:r>
         <w:t>Условия проведения испытаний и измерений</w:t>
       </w:r>
-      <w:bookmarkEnd w:id="5"/>
+      <w:bookmarkEnd w:id="6"/>
     </w:p>
     <w:p>
       <w:pPr>
@@ -3005,33 +1976,43 @@
       <w:pPr>
         <w:pStyle w:val="2"/>
       </w:pPr>
-      <w:bookmarkStart w:id="6" w:name="_Toc198111553"/>
+      <w:bookmarkStart w:id="7" w:name="_Toc202514451"/>
       <w:r>
         <w:t>Нормативная документация</w:t>
       </w:r>
-      <w:bookmarkEnd w:id="6"/>
+      <w:bookmarkEnd w:id="7"/>
     </w:p>
     <w:p>
       <w:pPr>
         <w:pStyle w:val="a5"/>
       </w:pPr>
       <w:r>
+        <w:t>1. СТО 56947007-33.040.20.296-2019 Типовые шкафы ШЭТ и ОЭТ 6-35 кВ. Архитектура I типа, ПАО «ФСК ЕЭС».</w:t>
+      </w:r>
+    </w:p>
+    <w:p>
+      <w:pPr>
+        <w:pStyle w:val="a5"/>
         <w:rPr>
-          <w:highlight w:val="yellow"/>
+          <w:rFonts w:eastAsiaTheme="majorEastAsia" w:cstheme="majorBidi"/>
+          <w:color w:val="1E4973"/>
+          <w:szCs w:val="26"/>
         </w:rPr>
-        <w:t>(указать НТД и др. документы, на соответствие требованиям которых проводились испытания)</w:t>
+      </w:pPr>
+      <w:r>
+        <w:lastRenderedPageBreak/>
+        <w:t>2. СТО 56947007-33.040.20.297-2019 Типовые шкафы ШЭТ и ОЭТ 6-35 кВ. Архитектура II типа, ПАО «ФСК ЕЭС».</w:t>
       </w:r>
     </w:p>
     <w:p>
       <w:pPr>
         <w:pStyle w:val="2"/>
       </w:pPr>
-      <w:bookmarkStart w:id="7" w:name="_Toc198111554"/>
+      <w:bookmarkStart w:id="8" w:name="_Toc202514452"/>
       <w:r>
-        <w:lastRenderedPageBreak/>
         <w:t>Перечень используемых средств измерений (СИ), испытательного оборудования (ИО) и вспомогательного оборудования (ВО)</w:t>
       </w:r>
-      <w:bookmarkEnd w:id="7"/>
+      <w:bookmarkEnd w:id="8"/>
     </w:p>
     <w:p>
       <w:pPr>
@@ -3395,58 +2376,6 @@
           <w:p/>
         </w:tc>
       </w:tr>
-      <w:tr>
-        <w:tc>
-          <w:tcPr>
-            <w:tcW w:w="3681" w:type="dxa"/>
-          </w:tcPr>
-          <w:p/>
-        </w:tc>
-        <w:tc>
-          <w:tcPr>
-            <w:tcW w:w="2835" w:type="dxa"/>
-          </w:tcPr>
-          <w:p/>
-        </w:tc>
-        <w:tc>
-          <w:tcPr>
-            <w:tcW w:w="1559" w:type="dxa"/>
-          </w:tcPr>
-          <w:p/>
-        </w:tc>
-        <w:tc>
-          <w:tcPr>
-            <w:tcW w:w="1559" w:type="dxa"/>
-          </w:tcPr>
-          <w:p/>
-        </w:tc>
-      </w:tr>
-      <w:tr>
-        <w:tc>
-          <w:tcPr>
-            <w:tcW w:w="3681" w:type="dxa"/>
-          </w:tcPr>
-          <w:p/>
-        </w:tc>
-        <w:tc>
-          <w:tcPr>
-            <w:tcW w:w="2835" w:type="dxa"/>
-          </w:tcPr>
-          <w:p/>
-        </w:tc>
-        <w:tc>
-          <w:tcPr>
-            <w:tcW w:w="1559" w:type="dxa"/>
-          </w:tcPr>
-          <w:p/>
-        </w:tc>
-        <w:tc>
-          <w:tcPr>
-            <w:tcW w:w="1559" w:type="dxa"/>
-          </w:tcPr>
-          <w:p/>
-        </w:tc>
-      </w:tr>
     </w:tbl>
     <w:p>
       <w:pPr>
@@ -3548,58 +2477,6 @@
               <w:t>Дата очередной поверки</w:t>
             </w:r>
           </w:p>
-        </w:tc>
-      </w:tr>
-      <w:tr>
-        <w:tc>
-          <w:tcPr>
-            <w:tcW w:w="3681" w:type="dxa"/>
-          </w:tcPr>
-          <w:p/>
-        </w:tc>
-        <w:tc>
-          <w:tcPr>
-            <w:tcW w:w="2835" w:type="dxa"/>
-          </w:tcPr>
-          <w:p/>
-        </w:tc>
-        <w:tc>
-          <w:tcPr>
-            <w:tcW w:w="1559" w:type="dxa"/>
-          </w:tcPr>
-          <w:p/>
-        </w:tc>
-        <w:tc>
-          <w:tcPr>
-            <w:tcW w:w="1559" w:type="dxa"/>
-          </w:tcPr>
-          <w:p/>
-        </w:tc>
-      </w:tr>
-      <w:tr>
-        <w:tc>
-          <w:tcPr>
-            <w:tcW w:w="3681" w:type="dxa"/>
-          </w:tcPr>
-          <w:p/>
-        </w:tc>
-        <w:tc>
-          <w:tcPr>
-            <w:tcW w:w="2835" w:type="dxa"/>
-          </w:tcPr>
-          <w:p/>
-        </w:tc>
-        <w:tc>
-          <w:tcPr>
-            <w:tcW w:w="1559" w:type="dxa"/>
-          </w:tcPr>
-          <w:p/>
-        </w:tc>
-        <w:tc>
-          <w:tcPr>
-            <w:tcW w:w="1559" w:type="dxa"/>
-          </w:tcPr>
-          <w:p/>
         </w:tc>
       </w:tr>
       <w:tr>
@@ -4537,18 +3414,18 @@
       <w:pPr>
         <w:pStyle w:val="1"/>
       </w:pPr>
-      <w:bookmarkStart w:id="8" w:name="_Toc198111555"/>
+      <w:bookmarkStart w:id="9" w:name="_Toc202514453"/>
       <w:r>
         <w:lastRenderedPageBreak/>
         <w:t>ПРОГРАММА И МЕТОДИКИ ПРОВЕДЕНИЯ ИСПЫТАНИЙ</w:t>
       </w:r>
-      <w:bookmarkEnd w:id="8"/>
+      <w:bookmarkEnd w:id="9"/>
     </w:p>
     <w:p>
       <w:pPr>
         <w:pStyle w:val="2"/>
       </w:pPr>
-      <w:bookmarkStart w:id="9" w:name="_Toc198111556"/>
+      <w:bookmarkStart w:id="10" w:name="_Toc202514454"/>
       <w:r>
         <w:t>Цел</w:t>
       </w:r>
@@ -4558,7 +3435,7 @@
       <w:r>
         <w:t xml:space="preserve"> испытаний</w:t>
       </w:r>
-      <w:bookmarkEnd w:id="9"/>
+      <w:bookmarkEnd w:id="10"/>
     </w:p>
     <w:p>
       <w:pPr>
@@ -4571,28 +3448,10 @@
         <w:t>Оценка корректности реализации логических взаимосвязей между функциональными блоками (</w:t>
       </w:r>
       <w:r>
-        <w:t>КСВ</w:t>
+        <w:t>ЛО Т, ЛО ВН, ЛО НН, УРОВ, СС</w:t>
       </w:r>
       <w:r>
-        <w:t xml:space="preserve">, </w:t>
-      </w:r>
-      <w:r>
-        <w:t>КП</w:t>
-      </w:r>
-      <w:r>
-        <w:t xml:space="preserve">, </w:t>
-      </w:r>
-      <w:r>
-        <w:t>КА</w:t>
-      </w:r>
-      <w:r>
-        <w:t>,</w:t>
-      </w:r>
-      <w:r>
-        <w:t xml:space="preserve"> УВ, СС,</w:t>
-      </w:r>
-      <w:r>
-        <w:t xml:space="preserve"> ПС), а также внутри этих блоков, в объеме, достаточном для проверки правильности их взаимодействия</w:t>
+        <w:t>), а также внутри этих блоков, в объеме, достаточном для проверки правильности их взаимодействия</w:t>
       </w:r>
       <w:r>
         <w:t xml:space="preserve">. </w:t>
@@ -4616,52 +3475,84 @@
     <w:p>
       <w:pPr>
         <w:pStyle w:val="2"/>
-        <w:rPr>
-          <w:highlight w:val="red"/>
-        </w:rPr>
       </w:pPr>
-      <w:bookmarkStart w:id="10" w:name="_Toc198111557"/>
+      <w:bookmarkStart w:id="11" w:name="_Toc198633114"/>
+      <w:bookmarkStart w:id="12" w:name="_Toc202514455"/>
       <w:r>
-        <w:rPr>
-          <w:highlight w:val="red"/>
-        </w:rPr>
-        <w:t>Подключение аналоговых цепей к устройству</w:t>
+        <w:t>Подключение испытатель</w:t>
       </w:r>
-      <w:bookmarkEnd w:id="10"/>
+      <w:r>
+        <w:t>ной установки к устройству</w:t>
+      </w:r>
+      <w:bookmarkEnd w:id="11"/>
+      <w:bookmarkEnd w:id="12"/>
     </w:p>
     <w:p>
       <w:pPr>
-        <w:pStyle w:val="a5"/>
+        <w:pStyle w:val="3"/>
       </w:pPr>
       <w:r>
-        <w:rPr>
-          <w:highlight w:val="red"/>
-        </w:rPr>
-        <w:t xml:space="preserve">Подключение аналоговых цепей </w:t>
+        <w:t>Перед началом испытаний необходимо подключить аналоговые</w:t>
+      </w:r>
+      <w:r>
+        <w:t>,</w:t>
+      </w:r>
+      <w:r>
+        <w:t xml:space="preserve"> дискретные цепи терминала и испытательной установки в соответствии со </w:t>
+      </w:r>
+      <w:r>
+        <w:t xml:space="preserve">схемами на рисунках </w:t>
+      </w:r>
+      <w:r>
+        <w:fldChar w:fldCharType="begin"/>
+      </w:r>
+      <w:r>
+        <w:instrText xml:space="preserve"> REF _Ref198628607 \r \h  \* MERGEFORMAT </w:instrText>
+      </w:r>
+      <w:r>
+        <w:fldChar w:fldCharType="separate"/>
       </w:r>
       <w:r>
         <w:rPr>
-          <w:highlight w:val="red"/>
+          <w:vanish/>
         </w:rPr>
-        <w:t>не требуется.</w:t>
+        <w:t xml:space="preserve">Рисунок </w:t>
       </w:r>
-    </w:p>
-    <w:p>
-      <w:pPr>
-        <w:pStyle w:val="2"/>
-      </w:pPr>
-      <w:bookmarkStart w:id="11" w:name="_Toc198111558"/>
       <w:r>
-        <w:t>Подключение дискретных входных и выходных цепей устройства</w:t>
+        <w:t xml:space="preserve">2.1 - </w:t>
       </w:r>
-      <w:bookmarkEnd w:id="11"/>
-    </w:p>
-    <w:p>
-      <w:pPr>
-        <w:pStyle w:val="a5"/>
-      </w:pPr>
       <w:r>
-        <w:t>Подключение дискретных входных и выходных цепей производится в соответствии с рисунком 2.2.</w:t>
+        <w:fldChar w:fldCharType="end"/>
+      </w:r>
+      <w:r>
+        <w:fldChar w:fldCharType="begin"/>
+      </w:r>
+      <w:r>
+        <w:instrText xml:space="preserve"> REF _Ref198628610 \r \h  \* MERGEFORMAT </w:instrText>
+      </w:r>
+      <w:r>
+        <w:fldChar w:fldCharType="separate"/>
+      </w:r>
+      <w:r>
+        <w:rPr>
+          <w:vanish/>
+        </w:rPr>
+        <w:t xml:space="preserve">Рисунок </w:t>
+      </w:r>
+      <w:r>
+        <w:t>2.3</w:t>
+      </w:r>
+      <w:r>
+        <w:rPr>
+          <w:vanish/>
+        </w:rPr>
+        <w:t xml:space="preserve"> - </w:t>
+      </w:r>
+      <w:r>
+        <w:fldChar w:fldCharType="end"/>
+      </w:r>
+      <w:r>
+        <w:t>.</w:t>
       </w:r>
     </w:p>
     <w:p>
@@ -4672,7 +3563,7 @@
         </w:rPr>
       </w:pPr>
       <w:r>
-        <w:object w:dxaOrig="19650" w:dyaOrig="13425">
+        <w:object w:dxaOrig="8205" w:dyaOrig="6180">
           <v:shapetype id="_x0000_t75" coordsize="21600,21600" o:spt="75" o:preferrelative="t" path="m@4@5l@4@11@9@11@9@5xe" filled="f" stroked="f">
             <v:stroke joinstyle="miter"/>
             <v:formulas>
@@ -4692,10 +3583,57 @@
             <v:path o:extrusionok="f" gradientshapeok="t" o:connecttype="rect"/>
             <o:lock v:ext="edit" aspectratio="t"/>
           </v:shapetype>
-          <v:shape id="_x0000_i1025" type="#_x0000_t75" style="width:411.85pt;height:283.4pt" o:ole="">
+          <v:shape id="_x0000_i1025" type="#_x0000_t75" style="width:393.65pt;height:297.35pt" o:ole="">
             <v:imagedata r:id="rId10" o:title=""/>
           </v:shape>
-          <o:OLEObject Type="Embed" ProgID="Acrobat.Document.DC" ShapeID="_x0000_i1025" DrawAspect="Content" ObjectID="_1808725245" r:id="rId11"/>
+          <o:OLEObject Type="Embed" ProgID="Acrobat.Document.DC" ShapeID="_x0000_i1025" DrawAspect="Content" ObjectID="_1813127210" r:id="rId11"/>
+        </w:object>
+      </w:r>
+    </w:p>
+    <w:p>
+      <w:pPr>
+        <w:pStyle w:val="a1"/>
+      </w:pPr>
+      <w:bookmarkStart w:id="13" w:name="_Ref198628607"/>
+      <w:r>
+        <w:t xml:space="preserve">Схема подключения </w:t>
+      </w:r>
+      <w:r>
+        <w:t xml:space="preserve">к </w:t>
+      </w:r>
+      <w:r>
+        <w:t>аналоговы</w:t>
+      </w:r>
+      <w:r>
+        <w:t>м</w:t>
+      </w:r>
+      <w:r>
+        <w:t xml:space="preserve"> цеп</w:t>
+      </w:r>
+      <w:r>
+        <w:t>ям</w:t>
+      </w:r>
+      <w:r>
+        <w:t xml:space="preserve"> </w:t>
+      </w:r>
+      <w:r>
+        <w:t>устройства</w:t>
+      </w:r>
+      <w:bookmarkEnd w:id="13"/>
+    </w:p>
+    <w:p>
+      <w:pPr>
+        <w:pStyle w:val="aa"/>
+        <w:rPr>
+          <w:lang w:val="ru-RU"/>
+        </w:rPr>
+      </w:pPr>
+      <w:r>
+        <w:object w:dxaOrig="14400" w:dyaOrig="18285">
+          <v:shape id="_x0000_i1026" type="#_x0000_t75" style="width:395.05pt;height:502.15pt" o:ole="">
+            <v:imagedata r:id="rId12" o:title=""/>
+          </v:shape>
+          <o:OLEObject Type="Embed" ProgID="Acrobat.Document.DC" ShapeID="_x0000_i1026" DrawAspect="Content" ObjectID="_1813127211" r:id="rId13"/>
         </w:object>
       </w:r>
     </w:p>
@@ -4704,18 +3642,101 @@
         <w:pStyle w:val="a1"/>
       </w:pPr>
       <w:r>
-        <w:t>Схема подключения дискретных входных и выходных цепей для проверки устройства ЮНИТ-М300</w:t>
+        <w:t xml:space="preserve">Схема подключения </w:t>
       </w:r>
+      <w:r>
+        <w:t xml:space="preserve">к </w:t>
+      </w:r>
+      <w:r>
+        <w:t>дискретны</w:t>
+      </w:r>
+      <w:r>
+        <w:t>м</w:t>
+      </w:r>
+      <w:r>
+        <w:t xml:space="preserve"> входны</w:t>
+      </w:r>
+      <w:r>
+        <w:t xml:space="preserve">м </w:t>
+      </w:r>
+      <w:r>
+        <w:t>цеп</w:t>
+      </w:r>
+      <w:r>
+        <w:t>ям</w:t>
+      </w:r>
+      <w:r>
+        <w:t xml:space="preserve"> </w:t>
+      </w:r>
+      <w:r>
+        <w:t>устройства</w:t>
+      </w:r>
+    </w:p>
+    <w:p>
+      <w:pPr>
+        <w:pStyle w:val="aa"/>
+      </w:pPr>
+      <w:r>
+        <w:object w:dxaOrig="14235" w:dyaOrig="16485">
+          <v:shape id="_x0000_i1027" type="#_x0000_t75" style="width:396.45pt;height:459.1pt" o:ole="">
+            <v:imagedata r:id="rId14" o:title=""/>
+          </v:shape>
+          <o:OLEObject Type="Embed" ProgID="Acrobat.Document.DC" ShapeID="_x0000_i1027" DrawAspect="Content" ObjectID="_1813127212" r:id="rId15"/>
+        </w:object>
+      </w:r>
+    </w:p>
+    <w:p>
+      <w:pPr>
+        <w:pStyle w:val="a1"/>
+      </w:pPr>
+      <w:bookmarkStart w:id="14" w:name="_Ref198628610"/>
+      <w:r>
+        <w:t xml:space="preserve">Схема подключения </w:t>
+      </w:r>
+      <w:r>
+        <w:t xml:space="preserve">к </w:t>
+      </w:r>
+      <w:r>
+        <w:t>дискретны</w:t>
+      </w:r>
+      <w:r>
+        <w:t>м</w:t>
+      </w:r>
+      <w:r>
+        <w:t xml:space="preserve"> в</w:t>
+      </w:r>
+      <w:r>
+        <w:t>ы</w:t>
+      </w:r>
+      <w:r>
+        <w:t>ходны</w:t>
+      </w:r>
+      <w:r>
+        <w:t xml:space="preserve">м </w:t>
+      </w:r>
+      <w:r>
+        <w:t>цеп</w:t>
+      </w:r>
+      <w:r>
+        <w:t>ям</w:t>
+      </w:r>
+      <w:r>
+        <w:t xml:space="preserve"> </w:t>
+      </w:r>
+      <w:r>
+        <w:t>устройства</w:t>
+      </w:r>
+      <w:bookmarkEnd w:id="14"/>
     </w:p>
     <w:p>
       <w:pPr>
         <w:pStyle w:val="2"/>
       </w:pPr>
-      <w:bookmarkStart w:id="12" w:name="_Toc198111559"/>
+      <w:bookmarkStart w:id="15" w:name="_Toc202514456"/>
       <w:r>
         <w:t>Назначение дискретных входов устройства ЮНИТ-М-300</w:t>
       </w:r>
-      <w:bookmarkEnd w:id="12"/>
+      <w:bookmarkEnd w:id="15"/>
     </w:p>
     <w:p>
       <w:pPr>
@@ -4764,7 +3785,7 @@
         <w:fldChar w:fldCharType="begin"/>
       </w:r>
       <w:r>
-        <w:instrText xml:space="preserve"> REF _Ref192834799 \r \h  \* MERGEFORMAT </w:instrText>
+        <w:instrText xml:space="preserve"> REF _Ref198633781 \r \h  \* MERGEFORMAT </w:instrText>
       </w:r>
       <w:r>
         <w:fldChar w:fldCharType="separate"/>
@@ -4794,30 +3815,20 @@
     <w:p>
       <w:pPr>
         <w:pStyle w:val="a"/>
-        <w:rPr>
-          <w:highlight w:val="green"/>
-        </w:rPr>
       </w:pPr>
-      <w:bookmarkStart w:id="13" w:name="_Ref192834795"/>
+      <w:bookmarkStart w:id="16" w:name="_Ref192834795"/>
+      <w:bookmarkStart w:id="17" w:name="_Ref198634416"/>
       <w:r>
-        <w:rPr>
-          <w:highlight w:val="green"/>
-        </w:rPr>
         <w:t xml:space="preserve">Назначение дискретных входов ЮНИТ-М300 для проверки </w:t>
       </w:r>
-      <w:bookmarkEnd w:id="13"/>
+      <w:bookmarkEnd w:id="16"/>
       <w:r>
-        <w:rPr>
-          <w:highlight w:val="green"/>
-        </w:rPr>
         <w:t>У</w:t>
       </w:r>
       <w:r>
-        <w:rPr>
-          <w:highlight w:val="green"/>
-        </w:rPr>
         <w:t>РОВ</w:t>
       </w:r>
+      <w:bookmarkEnd w:id="17"/>
     </w:p>
     <w:tbl>
       <w:tblPr>
@@ -4850,7 +3861,6 @@
                 <w:b w:val="0"/>
                 <w:sz w:val="22"/>
               </w:rPr>
-              <w:lastRenderedPageBreak/>
               <w:t>Клемма на устройстве ЮНИТ-М300</w:t>
             </w:r>
           </w:p>
@@ -5305,6 +4315,7 @@
               </w:rPr>
             </w:pPr>
             <w:r>
+              <w:lastRenderedPageBreak/>
               <w:t>М</w:t>
             </w:r>
             <w:r>
@@ -5731,29 +4742,19 @@
     <w:p>
       <w:pPr>
         <w:pStyle w:val="a"/>
-        <w:rPr>
-          <w:highlight w:val="green"/>
-        </w:rPr>
       </w:pPr>
-      <w:bookmarkStart w:id="14" w:name="_Ref191625992"/>
+      <w:bookmarkStart w:id="18" w:name="_Ref198634435"/>
+      <w:bookmarkStart w:id="19" w:name="_Ref191625992"/>
       <w:r>
-        <w:rPr>
-          <w:highlight w:val="green"/>
-        </w:rPr>
         <w:t xml:space="preserve">Назначение дискретных входов ЮНИТ-М300 для проверки </w:t>
       </w:r>
       <w:r>
-        <w:rPr>
-          <w:highlight w:val="green"/>
-        </w:rPr>
         <w:t>ЛО Т</w:t>
       </w:r>
       <w:r>
-        <w:rPr>
-          <w:highlight w:val="green"/>
-        </w:rPr>
         <w:t xml:space="preserve"> и ЛО ВН</w:t>
       </w:r>
+      <w:bookmarkEnd w:id="18"/>
     </w:p>
     <w:tbl>
       <w:tblPr>
@@ -6624,40 +5625,24 @@
     <w:p>
       <w:pPr>
         <w:pStyle w:val="a"/>
-        <w:rPr>
-          <w:highlight w:val="green"/>
-        </w:rPr>
       </w:pPr>
+      <w:bookmarkStart w:id="20" w:name="_Ref198634450"/>
       <w:r>
-        <w:rPr>
-          <w:highlight w:val="green"/>
-        </w:rPr>
         <w:t xml:space="preserve">Назначение дискретных входов ЮНИТ-М300 для проверки </w:t>
       </w:r>
       <w:r>
-        <w:rPr>
-          <w:highlight w:val="green"/>
-        </w:rPr>
         <w:t xml:space="preserve">ЛО </w:t>
       </w:r>
       <w:r>
-        <w:rPr>
-          <w:highlight w:val="green"/>
-        </w:rPr>
         <w:t>Н</w:t>
       </w:r>
       <w:r>
-        <w:rPr>
-          <w:highlight w:val="green"/>
-        </w:rPr>
         <w:t>Н</w:t>
       </w:r>
       <w:r>
-        <w:rPr>
-          <w:highlight w:val="green"/>
-        </w:rPr>
         <w:t>1</w:t>
       </w:r>
+      <w:bookmarkEnd w:id="20"/>
     </w:p>
     <w:tbl>
       <w:tblPr>
@@ -7513,32 +6498,22 @@
         </w:tc>
       </w:tr>
     </w:tbl>
-    <w:bookmarkEnd w:id="14"/>
     <w:p>
       <w:pPr>
         <w:pStyle w:val="a"/>
-        <w:rPr>
-          <w:highlight w:val="green"/>
-        </w:rPr>
       </w:pPr>
+      <w:bookmarkStart w:id="21" w:name="_Ref198634465"/>
+      <w:bookmarkEnd w:id="19"/>
       <w:r>
-        <w:rPr>
-          <w:highlight w:val="green"/>
-        </w:rPr>
         <w:t xml:space="preserve">Назначение дискретных входов ЮНИТ-М300 для проверки </w:t>
       </w:r>
       <w:r>
-        <w:rPr>
-          <w:highlight w:val="green"/>
-        </w:rPr>
         <w:t>ЛО НН</w:t>
       </w:r>
       <w:r>
-        <w:rPr>
-          <w:highlight w:val="green"/>
-        </w:rPr>
         <w:t>2</w:t>
       </w:r>
+      <w:bookmarkEnd w:id="21"/>
     </w:p>
     <w:tbl>
       <w:tblPr>
@@ -7571,7 +6546,6 @@
                 <w:b w:val="0"/>
                 <w:sz w:val="22"/>
               </w:rPr>
-              <w:lastRenderedPageBreak/>
               <w:t>Клемма на устройстве ЮНИТ-М300</w:t>
             </w:r>
           </w:p>
@@ -7942,6 +6916,7 @@
               </w:rPr>
             </w:pPr>
             <w:r>
+              <w:lastRenderedPageBreak/>
               <w:t>М</w:t>
             </w:r>
             <w:r>
@@ -8431,22 +7406,15 @@
     <w:p>
       <w:pPr>
         <w:pStyle w:val="a"/>
-        <w:rPr>
-          <w:highlight w:val="green"/>
-        </w:rPr>
       </w:pPr>
+      <w:bookmarkStart w:id="22" w:name="_Ref198634479"/>
       <w:r>
-        <w:rPr>
-          <w:highlight w:val="green"/>
-        </w:rPr>
         <w:t xml:space="preserve">Назначение дискретных входов ЮНИТ-М300 для проверки </w:t>
       </w:r>
       <w:r>
-        <w:rPr>
-          <w:highlight w:val="green"/>
-        </w:rPr>
         <w:t>СС (часть 1)</w:t>
       </w:r>
+      <w:bookmarkEnd w:id="22"/>
     </w:p>
     <w:tbl>
       <w:tblPr>
@@ -9369,34 +8337,12 @@
     <w:p>
       <w:pPr>
         <w:pStyle w:val="a"/>
-        <w:rPr>
-          <w:highlight w:val="green"/>
-        </w:rPr>
       </w:pPr>
+      <w:bookmarkStart w:id="23" w:name="_Ref198633781"/>
       <w:r>
-        <w:rPr>
-          <w:highlight w:val="green"/>
-        </w:rPr>
-        <w:t xml:space="preserve">Назначение дискретных входов ЮНИТ-М300 для проверки </w:t>
+        <w:t>Назначение дискретных входов ЮНИТ-М300 для проверки СС (часть 2)</w:t>
       </w:r>
-      <w:r>
-        <w:rPr>
-          <w:highlight w:val="green"/>
-        </w:rPr>
-        <w:t xml:space="preserve">СС (часть </w:t>
-      </w:r>
-      <w:r>
-        <w:rPr>
-          <w:highlight w:val="green"/>
-        </w:rPr>
-        <w:t>2</w:t>
-      </w:r>
-      <w:r>
-        <w:rPr>
-          <w:highlight w:val="green"/>
-        </w:rPr>
-        <w:t>)</w:t>
-      </w:r>
+      <w:bookmarkEnd w:id="23"/>
     </w:p>
     <w:tbl>
       <w:tblPr>
@@ -10271,22 +9217,12 @@
     <w:p>
       <w:pPr>
         <w:pStyle w:val="2"/>
-        <w:numPr>
-          <w:ilvl w:val="0"/>
-          <w:numId w:val="0"/>
-        </w:numPr>
-        <w:ind w:left="709"/>
       </w:pPr>
-    </w:p>
-    <w:p>
-      <w:pPr>
-        <w:pStyle w:val="2"/>
-      </w:pPr>
-      <w:bookmarkStart w:id="15" w:name="_Toc198111560"/>
+      <w:bookmarkStart w:id="24" w:name="_Toc202514457"/>
       <w:r>
         <w:t>Назначение выходных реле устройства ЮНИТ-М-300</w:t>
       </w:r>
-      <w:bookmarkEnd w:id="15"/>
+      <w:bookmarkEnd w:id="24"/>
     </w:p>
     <w:p>
       <w:pPr>
@@ -10338,7 +9274,7 @@
         <w:fldChar w:fldCharType="begin"/>
       </w:r>
       <w:r>
-        <w:instrText xml:space="preserve"> REF _Ref192835080 \r \h  \* MERGEFORMAT </w:instrText>
+        <w:instrText xml:space="preserve"> REF _Ref198633822 \r \h  \* MERGEFORMAT </w:instrText>
       </w:r>
       <w:r>
         <w:fldChar w:fldCharType="separate"/>
@@ -10350,7 +9286,7 @@
         <w:t xml:space="preserve">Таблица </w:t>
       </w:r>
       <w:r>
-        <w:t>2.12</w:t>
+        <w:t>2.11</w:t>
       </w:r>
       <w:r>
         <w:rPr>
@@ -10368,30 +9304,21 @@
     <w:p>
       <w:pPr>
         <w:pStyle w:val="a"/>
-        <w:rPr>
-          <w:highlight w:val="green"/>
-        </w:rPr>
       </w:pPr>
-      <w:bookmarkStart w:id="16" w:name="_Ref192835076"/>
+      <w:bookmarkStart w:id="25" w:name="_Ref192835076"/>
+      <w:bookmarkStart w:id="26" w:name="_Ref198637983"/>
       <w:r>
-        <w:rPr>
-          <w:highlight w:val="green"/>
-        </w:rPr>
+        <w:lastRenderedPageBreak/>
         <w:t xml:space="preserve">Выходные реле устройства ЮНИТ-М300 для проверки </w:t>
       </w:r>
-      <w:bookmarkEnd w:id="16"/>
+      <w:bookmarkEnd w:id="25"/>
       <w:r>
-        <w:rPr>
-          <w:highlight w:val="green"/>
-        </w:rPr>
         <w:t>У</w:t>
       </w:r>
       <w:r>
-        <w:rPr>
-          <w:highlight w:val="green"/>
-        </w:rPr>
         <w:t>РОВ</w:t>
       </w:r>
+      <w:bookmarkEnd w:id="26"/>
     </w:p>
     <w:tbl>
       <w:tblPr>
@@ -11325,6 +10252,72 @@
               <w:jc w:val="left"/>
             </w:pPr>
             <w:r>
+              <w:t>ПС: Пуск</w:t>
+            </w:r>
+          </w:p>
+        </w:tc>
+      </w:tr>
+      <w:tr>
+        <w:tc>
+          <w:tcPr>
+            <w:tcW w:w="2479" w:type="dxa"/>
+          </w:tcPr>
+          <w:p>
+            <w:pPr>
+              <w:pStyle w:val="af0"/>
+            </w:pPr>
+            <w:r>
+              <w:t>М10.</w:t>
+            </w:r>
+            <w:r>
+              <w:rPr>
+                <w:lang w:val="en-US"/>
+              </w:rPr>
+              <w:t>X</w:t>
+            </w:r>
+            <w:r>
+              <w:t>В</w:t>
+            </w:r>
+            <w:r>
+              <w:rPr>
+                <w:lang w:val="en-US"/>
+              </w:rPr>
+              <w:t>:10</w:t>
+            </w:r>
+            <w:r>
+              <w:t xml:space="preserve"> – М10.</w:t>
+            </w:r>
+            <w:r>
+              <w:rPr>
+                <w:lang w:val="en-US"/>
+              </w:rPr>
+              <w:t>XB:8</w:t>
+            </w:r>
+          </w:p>
+        </w:tc>
+        <w:tc>
+          <w:tcPr>
+            <w:tcW w:w="2212" w:type="dxa"/>
+          </w:tcPr>
+          <w:p>
+            <w:pPr>
+              <w:pStyle w:val="af0"/>
+            </w:pPr>
+            <w:r>
+              <w:t>М10.К5</w:t>
+            </w:r>
+          </w:p>
+        </w:tc>
+        <w:tc>
+          <w:tcPr>
+            <w:tcW w:w="4914" w:type="dxa"/>
+          </w:tcPr>
+          <w:p>
+            <w:pPr>
+              <w:pStyle w:val="af0"/>
+              <w:jc w:val="left"/>
+            </w:pPr>
+            <w:r>
               <w:t>Резерв</w:t>
             </w:r>
           </w:p>
@@ -11340,13 +10333,13 @@
               <w:pStyle w:val="af0"/>
             </w:pPr>
             <w:r>
-              <w:t>М10.</w:t>
-            </w:r>
-            <w:r>
-              <w:rPr>
-                <w:lang w:val="en-US"/>
-              </w:rPr>
-              <w:t>X</w:t>
+              <w:t>М10</w:t>
+            </w:r>
+            <w:r>
+              <w:rPr>
+                <w:lang w:val="en-US"/>
+              </w:rPr>
+              <w:t>.X</w:t>
             </w:r>
             <w:r>
               <w:t>В</w:t>
@@ -11355,16 +10348,16 @@
               <w:rPr>
                 <w:lang w:val="en-US"/>
               </w:rPr>
-              <w:t>:10</w:t>
-            </w:r>
-            <w:r>
-              <w:t xml:space="preserve"> – М10.</w:t>
-            </w:r>
-            <w:r>
-              <w:rPr>
-                <w:lang w:val="en-US"/>
-              </w:rPr>
-              <w:t>XB:8</w:t>
+              <w:t xml:space="preserve">:10 – </w:t>
+            </w:r>
+            <w:r>
+              <w:t>М10</w:t>
+            </w:r>
+            <w:r>
+              <w:rPr>
+                <w:lang w:val="en-US"/>
+              </w:rPr>
+              <w:t>.XB:9</w:t>
             </w:r>
           </w:p>
         </w:tc>
@@ -11377,7 +10370,13 @@
               <w:pStyle w:val="af0"/>
             </w:pPr>
             <w:r>
-              <w:t>М10.К5</w:t>
+              <w:t>М10.К</w:t>
+            </w:r>
+            <w:r>
+              <w:rPr>
+                <w:lang w:val="en-US"/>
+              </w:rPr>
+              <w:t>6</w:t>
             </w:r>
           </w:p>
         </w:tc>
@@ -11421,7 +10420,7 @@
               <w:rPr>
                 <w:lang w:val="en-US"/>
               </w:rPr>
-              <w:t xml:space="preserve">:10 – </w:t>
+              <w:t xml:space="preserve">:13 – </w:t>
             </w:r>
             <w:r>
               <w:t>М10</w:t>
@@ -11430,7 +10429,7 @@
               <w:rPr>
                 <w:lang w:val="en-US"/>
               </w:rPr>
-              <w:t>.XB:9</w:t>
+              <w:t>.XB:12</w:t>
             </w:r>
           </w:p>
         </w:tc>
@@ -11449,7 +10448,7 @@
               <w:rPr>
                 <w:lang w:val="en-US"/>
               </w:rPr>
-              <w:t>6</w:t>
+              <w:t>7</w:t>
             </w:r>
           </w:p>
         </w:tc>
@@ -11464,135 +10463,6 @@
             </w:pPr>
             <w:r>
               <w:t>Резерв</w:t>
-            </w:r>
-          </w:p>
-        </w:tc>
-      </w:tr>
-      <w:tr>
-        <w:tc>
-          <w:tcPr>
-            <w:tcW w:w="2479" w:type="dxa"/>
-          </w:tcPr>
-          <w:p>
-            <w:pPr>
-              <w:pStyle w:val="af0"/>
-            </w:pPr>
-            <w:r>
-              <w:t>М10</w:t>
-            </w:r>
-            <w:r>
-              <w:rPr>
-                <w:lang w:val="en-US"/>
-              </w:rPr>
-              <w:t>.X</w:t>
-            </w:r>
-            <w:r>
-              <w:t>В</w:t>
-            </w:r>
-            <w:r>
-              <w:rPr>
-                <w:lang w:val="en-US"/>
-              </w:rPr>
-              <w:t xml:space="preserve">:13 – </w:t>
-            </w:r>
-            <w:r>
-              <w:t>М10</w:t>
-            </w:r>
-            <w:r>
-              <w:rPr>
-                <w:lang w:val="en-US"/>
-              </w:rPr>
-              <w:t>.XB:12</w:t>
-            </w:r>
-          </w:p>
-        </w:tc>
-        <w:tc>
-          <w:tcPr>
-            <w:tcW w:w="2212" w:type="dxa"/>
-          </w:tcPr>
-          <w:p>
-            <w:pPr>
-              <w:pStyle w:val="af0"/>
-            </w:pPr>
-            <w:r>
-              <w:t>М10.К</w:t>
-            </w:r>
-            <w:r>
-              <w:rPr>
-                <w:lang w:val="en-US"/>
-              </w:rPr>
-              <w:t>7</w:t>
-            </w:r>
-          </w:p>
-        </w:tc>
-        <w:tc>
-          <w:tcPr>
-            <w:tcW w:w="4914" w:type="dxa"/>
-          </w:tcPr>
-          <w:p>
-            <w:pPr>
-              <w:pStyle w:val="af0"/>
-              <w:jc w:val="left"/>
-            </w:pPr>
-            <w:r>
-              <w:t>Резерв</w:t>
-            </w:r>
-          </w:p>
-        </w:tc>
-      </w:tr>
-      <w:tr>
-        <w:tc>
-          <w:tcPr>
-            <w:tcW w:w="2479" w:type="dxa"/>
-          </w:tcPr>
-          <w:p>
-            <w:pPr>
-              <w:pStyle w:val="af0"/>
-            </w:pPr>
-            <w:r>
-              <w:t>М</w:t>
-            </w:r>
-            <w:r>
-              <w:rPr>
-                <w:lang w:val="en-US"/>
-              </w:rPr>
-              <w:t xml:space="preserve">1.XP:2 - </w:t>
-            </w:r>
-            <w:r>
-              <w:t>М</w:t>
-            </w:r>
-            <w:r>
-              <w:rPr>
-                <w:lang w:val="en-US"/>
-              </w:rPr>
-              <w:t>1.XP:1</w:t>
-            </w:r>
-          </w:p>
-        </w:tc>
-        <w:tc>
-          <w:tcPr>
-            <w:tcW w:w="2212" w:type="dxa"/>
-          </w:tcPr>
-          <w:p>
-            <w:pPr>
-              <w:pStyle w:val="af0"/>
-            </w:pPr>
-            <w:r>
-              <w:t>М1.К1</w:t>
-            </w:r>
-          </w:p>
-        </w:tc>
-        <w:tc>
-          <w:tcPr>
-            <w:tcW w:w="4914" w:type="dxa"/>
-          </w:tcPr>
-          <w:p>
-            <w:pPr>
-              <w:pStyle w:val="af0"/>
-              <w:jc w:val="left"/>
-            </w:pPr>
-            <w:r>
-              <w:t>ПС: Пуск</w:t>
             </w:r>
           </w:p>
         </w:tc>
@@ -11601,30 +10471,20 @@
     <w:p>
       <w:pPr>
         <w:pStyle w:val="a"/>
-        <w:rPr>
-          <w:highlight w:val="green"/>
-        </w:rPr>
       </w:pPr>
-      <w:bookmarkStart w:id="17" w:name="_Ref191631805"/>
+      <w:bookmarkStart w:id="27" w:name="_Ref198637998"/>
+      <w:bookmarkStart w:id="28" w:name="_Ref191631805"/>
       <w:r>
-        <w:rPr>
-          <w:highlight w:val="green"/>
-        </w:rPr>
         <w:t>Выходные реле устройства ЮНИТ-М300 для проверки</w:t>
       </w:r>
       <w:r>
-        <w:rPr>
-          <w:highlight w:val="green"/>
-        </w:rPr>
         <w:t xml:space="preserve"> ЛО Т</w:t>
       </w:r>
+      <w:bookmarkEnd w:id="27"/>
       <w:r>
-        <w:rPr>
-          <w:highlight w:val="green"/>
-        </w:rPr>
         <w:t xml:space="preserve"> </w:t>
       </w:r>
-      <w:bookmarkEnd w:id="17"/>
+      <w:bookmarkEnd w:id="28"/>
     </w:p>
     <w:tbl>
       <w:tblPr>
@@ -12563,6 +11423,72 @@
               <w:jc w:val="left"/>
             </w:pPr>
             <w:r>
+              <w:t>ПС: Пуск</w:t>
+            </w:r>
+          </w:p>
+        </w:tc>
+      </w:tr>
+      <w:tr>
+        <w:tc>
+          <w:tcPr>
+            <w:tcW w:w="2479" w:type="dxa"/>
+          </w:tcPr>
+          <w:p>
+            <w:pPr>
+              <w:pStyle w:val="af0"/>
+            </w:pPr>
+            <w:r>
+              <w:t>М10.</w:t>
+            </w:r>
+            <w:r>
+              <w:rPr>
+                <w:lang w:val="en-US"/>
+              </w:rPr>
+              <w:t>X</w:t>
+            </w:r>
+            <w:r>
+              <w:t>В</w:t>
+            </w:r>
+            <w:r>
+              <w:rPr>
+                <w:lang w:val="en-US"/>
+              </w:rPr>
+              <w:t>:10</w:t>
+            </w:r>
+            <w:r>
+              <w:t xml:space="preserve"> – М10.</w:t>
+            </w:r>
+            <w:r>
+              <w:rPr>
+                <w:lang w:val="en-US"/>
+              </w:rPr>
+              <w:t>XB:8</w:t>
+            </w:r>
+          </w:p>
+        </w:tc>
+        <w:tc>
+          <w:tcPr>
+            <w:tcW w:w="2212" w:type="dxa"/>
+          </w:tcPr>
+          <w:p>
+            <w:pPr>
+              <w:pStyle w:val="af0"/>
+            </w:pPr>
+            <w:r>
+              <w:t>М10.К5</w:t>
+            </w:r>
+          </w:p>
+        </w:tc>
+        <w:tc>
+          <w:tcPr>
+            <w:tcW w:w="4914" w:type="dxa"/>
+          </w:tcPr>
+          <w:p>
+            <w:pPr>
+              <w:pStyle w:val="af0"/>
+              <w:jc w:val="left"/>
+            </w:pPr>
+            <w:r>
               <w:t>Резерв</w:t>
             </w:r>
           </w:p>
@@ -12578,13 +11504,13 @@
               <w:pStyle w:val="af0"/>
             </w:pPr>
             <w:r>
-              <w:t>М10.</w:t>
-            </w:r>
-            <w:r>
-              <w:rPr>
-                <w:lang w:val="en-US"/>
-              </w:rPr>
-              <w:t>X</w:t>
+              <w:t>М10</w:t>
+            </w:r>
+            <w:r>
+              <w:rPr>
+                <w:lang w:val="en-US"/>
+              </w:rPr>
+              <w:t>.X</w:t>
             </w:r>
             <w:r>
               <w:t>В</w:t>
@@ -12593,16 +11519,16 @@
               <w:rPr>
                 <w:lang w:val="en-US"/>
               </w:rPr>
-              <w:t>:10</w:t>
-            </w:r>
-            <w:r>
-              <w:t xml:space="preserve"> – М10.</w:t>
-            </w:r>
-            <w:r>
-              <w:rPr>
-                <w:lang w:val="en-US"/>
-              </w:rPr>
-              <w:t>XB:8</w:t>
+              <w:t xml:space="preserve">:10 – </w:t>
+            </w:r>
+            <w:r>
+              <w:t>М10</w:t>
+            </w:r>
+            <w:r>
+              <w:rPr>
+                <w:lang w:val="en-US"/>
+              </w:rPr>
+              <w:t>.XB:9</w:t>
             </w:r>
           </w:p>
         </w:tc>
@@ -12615,7 +11541,13 @@
               <w:pStyle w:val="af0"/>
             </w:pPr>
             <w:r>
-              <w:t>М10.К5</w:t>
+              <w:t>М10.К</w:t>
+            </w:r>
+            <w:r>
+              <w:rPr>
+                <w:lang w:val="en-US"/>
+              </w:rPr>
+              <w:t>6</w:t>
             </w:r>
           </w:p>
         </w:tc>
@@ -12659,7 +11591,7 @@
               <w:rPr>
                 <w:lang w:val="en-US"/>
               </w:rPr>
-              <w:t xml:space="preserve">:10 – </w:t>
+              <w:t xml:space="preserve">:13 – </w:t>
             </w:r>
             <w:r>
               <w:t>М10</w:t>
@@ -12668,7 +11600,7 @@
               <w:rPr>
                 <w:lang w:val="en-US"/>
               </w:rPr>
-              <w:t>.XB:9</w:t>
+              <w:t>.XB:12</w:t>
             </w:r>
           </w:p>
         </w:tc>
@@ -12687,7 +11619,7 @@
               <w:rPr>
                 <w:lang w:val="en-US"/>
               </w:rPr>
-              <w:t>6</w:t>
+              <w:t>7</w:t>
             </w:r>
           </w:p>
         </w:tc>
@@ -12702,135 +11634,6 @@
             </w:pPr>
             <w:r>
               <w:t>Резерв</w:t>
-            </w:r>
-          </w:p>
-        </w:tc>
-      </w:tr>
-      <w:tr>
-        <w:tc>
-          <w:tcPr>
-            <w:tcW w:w="2479" w:type="dxa"/>
-          </w:tcPr>
-          <w:p>
-            <w:pPr>
-              <w:pStyle w:val="af0"/>
-            </w:pPr>
-            <w:r>
-              <w:t>М10</w:t>
-            </w:r>
-            <w:r>
-              <w:rPr>
-                <w:lang w:val="en-US"/>
-              </w:rPr>
-              <w:t>.X</w:t>
-            </w:r>
-            <w:r>
-              <w:t>В</w:t>
-            </w:r>
-            <w:r>
-              <w:rPr>
-                <w:lang w:val="en-US"/>
-              </w:rPr>
-              <w:t xml:space="preserve">:13 – </w:t>
-            </w:r>
-            <w:r>
-              <w:t>М10</w:t>
-            </w:r>
-            <w:r>
-              <w:rPr>
-                <w:lang w:val="en-US"/>
-              </w:rPr>
-              <w:t>.XB:12</w:t>
-            </w:r>
-          </w:p>
-        </w:tc>
-        <w:tc>
-          <w:tcPr>
-            <w:tcW w:w="2212" w:type="dxa"/>
-          </w:tcPr>
-          <w:p>
-            <w:pPr>
-              <w:pStyle w:val="af0"/>
-            </w:pPr>
-            <w:r>
-              <w:t>М10.К</w:t>
-            </w:r>
-            <w:r>
-              <w:rPr>
-                <w:lang w:val="en-US"/>
-              </w:rPr>
-              <w:t>7</w:t>
-            </w:r>
-          </w:p>
-        </w:tc>
-        <w:tc>
-          <w:tcPr>
-            <w:tcW w:w="4914" w:type="dxa"/>
-          </w:tcPr>
-          <w:p>
-            <w:pPr>
-              <w:pStyle w:val="af0"/>
-              <w:jc w:val="left"/>
-            </w:pPr>
-            <w:r>
-              <w:t>Резерв</w:t>
-            </w:r>
-          </w:p>
-        </w:tc>
-      </w:tr>
-      <w:tr>
-        <w:tc>
-          <w:tcPr>
-            <w:tcW w:w="2479" w:type="dxa"/>
-          </w:tcPr>
-          <w:p>
-            <w:pPr>
-              <w:pStyle w:val="af0"/>
-            </w:pPr>
-            <w:r>
-              <w:t>М</w:t>
-            </w:r>
-            <w:r>
-              <w:rPr>
-                <w:lang w:val="en-US"/>
-              </w:rPr>
-              <w:t xml:space="preserve">1.XP:2 - </w:t>
-            </w:r>
-            <w:r>
-              <w:t>М</w:t>
-            </w:r>
-            <w:r>
-              <w:rPr>
-                <w:lang w:val="en-US"/>
-              </w:rPr>
-              <w:t>1.XP:1</w:t>
-            </w:r>
-          </w:p>
-        </w:tc>
-        <w:tc>
-          <w:tcPr>
-            <w:tcW w:w="2212" w:type="dxa"/>
-          </w:tcPr>
-          <w:p>
-            <w:pPr>
-              <w:pStyle w:val="af0"/>
-            </w:pPr>
-            <w:r>
-              <w:t>М1.К1</w:t>
-            </w:r>
-          </w:p>
-        </w:tc>
-        <w:tc>
-          <w:tcPr>
-            <w:tcW w:w="4914" w:type="dxa"/>
-          </w:tcPr>
-          <w:p>
-            <w:pPr>
-              <w:pStyle w:val="af0"/>
-              <w:jc w:val="left"/>
-            </w:pPr>
-            <w:r>
-              <w:t>ПС: Пуск</w:t>
             </w:r>
           </w:p>
         </w:tc>
@@ -12839,40 +11642,24 @@
     <w:p>
       <w:pPr>
         <w:pStyle w:val="a"/>
-        <w:rPr>
-          <w:highlight w:val="green"/>
-        </w:rPr>
       </w:pPr>
+      <w:bookmarkStart w:id="29" w:name="_Ref198638014"/>
       <w:r>
-        <w:rPr>
-          <w:highlight w:val="green"/>
-        </w:rPr>
         <w:t xml:space="preserve">Выходные реле устройства ЮНИТ-М300 для проверки </w:t>
       </w:r>
       <w:r>
-        <w:rPr>
-          <w:highlight w:val="green"/>
-        </w:rPr>
         <w:t xml:space="preserve">ЛО </w:t>
       </w:r>
       <w:r>
-        <w:rPr>
-          <w:highlight w:val="green"/>
-        </w:rPr>
         <w:t>Н</w:t>
       </w:r>
       <w:r>
-        <w:rPr>
-          <w:highlight w:val="green"/>
-        </w:rPr>
         <w:t>Н</w:t>
       </w:r>
       <w:r>
-        <w:rPr>
-          <w:highlight w:val="green"/>
-        </w:rPr>
         <w:t>1</w:t>
       </w:r>
+      <w:bookmarkEnd w:id="29"/>
     </w:p>
     <w:tbl>
       <w:tblPr>
@@ -12904,7 +11691,6 @@
               <w:rPr>
                 <w:b w:val="0"/>
               </w:rPr>
-              <w:lastRenderedPageBreak/>
               <w:t>Клеммы на устройстве</w:t>
             </w:r>
           </w:p>
@@ -13657,6 +12443,81 @@
               <w:jc w:val="left"/>
             </w:pPr>
             <w:r>
+              <w:t>ПС: Пуск</w:t>
+            </w:r>
+          </w:p>
+        </w:tc>
+      </w:tr>
+      <w:tr>
+        <w:tc>
+          <w:tcPr>
+            <w:tcW w:w="2479" w:type="dxa"/>
+          </w:tcPr>
+          <w:p>
+            <w:pPr>
+              <w:pStyle w:val="af0"/>
+            </w:pPr>
+            <w:r>
+              <w:t>М10.</w:t>
+            </w:r>
+            <w:r>
+              <w:rPr>
+                <w:lang w:val="en-US"/>
+              </w:rPr>
+              <w:t>X</w:t>
+            </w:r>
+            <w:r>
+              <w:t>В:</w:t>
+            </w:r>
+            <w:r>
+              <w:rPr>
+                <w:lang w:val="en-US"/>
+              </w:rPr>
+              <w:t>7</w:t>
+            </w:r>
+            <w:r>
+              <w:t xml:space="preserve"> – М10.</w:t>
+            </w:r>
+            <w:r>
+              <w:rPr>
+                <w:lang w:val="en-US"/>
+              </w:rPr>
+              <w:t>XB</w:t>
+            </w:r>
+            <w:r>
+              <w:t>:</w:t>
+            </w:r>
+            <w:r>
+              <w:rPr>
+                <w:lang w:val="en-US"/>
+              </w:rPr>
+              <w:t>5</w:t>
+            </w:r>
+          </w:p>
+        </w:tc>
+        <w:tc>
+          <w:tcPr>
+            <w:tcW w:w="2212" w:type="dxa"/>
+          </w:tcPr>
+          <w:p>
+            <w:pPr>
+              <w:pStyle w:val="af0"/>
+            </w:pPr>
+            <w:r>
+              <w:t>М10.К3</w:t>
+            </w:r>
+          </w:p>
+        </w:tc>
+        <w:tc>
+          <w:tcPr>
+            <w:tcW w:w="4914" w:type="dxa"/>
+          </w:tcPr>
+          <w:p>
+            <w:pPr>
+              <w:pStyle w:val="af0"/>
+              <w:jc w:val="left"/>
+            </w:pPr>
+            <w:r>
               <w:t>Резерв</w:t>
             </w:r>
           </w:p>
@@ -13705,7 +12566,7 @@
               <w:rPr>
                 <w:lang w:val="en-US"/>
               </w:rPr>
-              <w:t>5</w:t>
+              <w:t>6</w:t>
             </w:r>
           </w:p>
         </w:tc>
@@ -13718,7 +12579,7 @@
               <w:pStyle w:val="af0"/>
             </w:pPr>
             <w:r>
-              <w:t>М10.К3</w:t>
+              <w:t>М10.К4</w:t>
             </w:r>
           </w:p>
         </w:tc>
@@ -13747,6 +12608,7 @@
               <w:pStyle w:val="af0"/>
             </w:pPr>
             <w:r>
+              <w:lastRenderedPageBreak/>
               <w:t>М10.</w:t>
             </w:r>
             <w:r>
@@ -13756,7 +12618,173 @@
               <w:t>X</w:t>
             </w:r>
             <w:r>
-              <w:t>В:</w:t>
+              <w:t>В</w:t>
+            </w:r>
+            <w:r>
+              <w:rPr>
+                <w:lang w:val="en-US"/>
+              </w:rPr>
+              <w:t>:10</w:t>
+            </w:r>
+            <w:r>
+              <w:t xml:space="preserve"> – М10.</w:t>
+            </w:r>
+            <w:r>
+              <w:rPr>
+                <w:lang w:val="en-US"/>
+              </w:rPr>
+              <w:t>XB:8</w:t>
+            </w:r>
+          </w:p>
+        </w:tc>
+        <w:tc>
+          <w:tcPr>
+            <w:tcW w:w="2212" w:type="dxa"/>
+          </w:tcPr>
+          <w:p>
+            <w:pPr>
+              <w:pStyle w:val="af0"/>
+            </w:pPr>
+            <w:r>
+              <w:t>М10.К5</w:t>
+            </w:r>
+          </w:p>
+        </w:tc>
+        <w:tc>
+          <w:tcPr>
+            <w:tcW w:w="4914" w:type="dxa"/>
+          </w:tcPr>
+          <w:p>
+            <w:pPr>
+              <w:pStyle w:val="af0"/>
+              <w:jc w:val="left"/>
+            </w:pPr>
+            <w:r>
+              <w:t>Резерв</w:t>
+            </w:r>
+          </w:p>
+        </w:tc>
+      </w:tr>
+      <w:tr>
+        <w:tc>
+          <w:tcPr>
+            <w:tcW w:w="2479" w:type="dxa"/>
+          </w:tcPr>
+          <w:p>
+            <w:pPr>
+              <w:pStyle w:val="af0"/>
+            </w:pPr>
+            <w:r>
+              <w:t>М10</w:t>
+            </w:r>
+            <w:r>
+              <w:rPr>
+                <w:lang w:val="en-US"/>
+              </w:rPr>
+              <w:t>.X</w:t>
+            </w:r>
+            <w:r>
+              <w:t>В</w:t>
+            </w:r>
+            <w:r>
+              <w:rPr>
+                <w:lang w:val="en-US"/>
+              </w:rPr>
+              <w:t xml:space="preserve">:10 – </w:t>
+            </w:r>
+            <w:r>
+              <w:t>М10</w:t>
+            </w:r>
+            <w:r>
+              <w:rPr>
+                <w:lang w:val="en-US"/>
+              </w:rPr>
+              <w:t>.XB:9</w:t>
+            </w:r>
+          </w:p>
+        </w:tc>
+        <w:tc>
+          <w:tcPr>
+            <w:tcW w:w="2212" w:type="dxa"/>
+          </w:tcPr>
+          <w:p>
+            <w:pPr>
+              <w:pStyle w:val="af0"/>
+            </w:pPr>
+            <w:r>
+              <w:t>М10.К</w:t>
+            </w:r>
+            <w:r>
+              <w:rPr>
+                <w:lang w:val="en-US"/>
+              </w:rPr>
+              <w:t>6</w:t>
+            </w:r>
+          </w:p>
+        </w:tc>
+        <w:tc>
+          <w:tcPr>
+            <w:tcW w:w="4914" w:type="dxa"/>
+          </w:tcPr>
+          <w:p>
+            <w:pPr>
+              <w:pStyle w:val="af0"/>
+              <w:jc w:val="left"/>
+            </w:pPr>
+            <w:r>
+              <w:t>Резерв</w:t>
+            </w:r>
+          </w:p>
+        </w:tc>
+      </w:tr>
+      <w:tr>
+        <w:tc>
+          <w:tcPr>
+            <w:tcW w:w="2479" w:type="dxa"/>
+          </w:tcPr>
+          <w:p>
+            <w:pPr>
+              <w:pStyle w:val="af0"/>
+            </w:pPr>
+            <w:r>
+              <w:t>М10</w:t>
+            </w:r>
+            <w:r>
+              <w:rPr>
+                <w:lang w:val="en-US"/>
+              </w:rPr>
+              <w:t>.X</w:t>
+            </w:r>
+            <w:r>
+              <w:t>В</w:t>
+            </w:r>
+            <w:r>
+              <w:rPr>
+                <w:lang w:val="en-US"/>
+              </w:rPr>
+              <w:t xml:space="preserve">:13 – </w:t>
+            </w:r>
+            <w:r>
+              <w:t>М10</w:t>
+            </w:r>
+            <w:r>
+              <w:rPr>
+                <w:lang w:val="en-US"/>
+              </w:rPr>
+              <w:t>.XB:12</w:t>
+            </w:r>
+          </w:p>
+        </w:tc>
+        <w:tc>
+          <w:tcPr>
+            <w:tcW w:w="2212" w:type="dxa"/>
+          </w:tcPr>
+          <w:p>
+            <w:pPr>
+              <w:pStyle w:val="af0"/>
+            </w:pPr>
+            <w:r>
+              <w:t>М10.К</w:t>
             </w:r>
             <w:r>
               <w:rPr>
@@ -13764,37 +12792,6 @@
               </w:rPr>
               <w:t>7</w:t>
             </w:r>
-            <w:r>
-              <w:t xml:space="preserve"> – М10.</w:t>
-            </w:r>
-            <w:r>
-              <w:rPr>
-                <w:lang w:val="en-US"/>
-              </w:rPr>
-              <w:t>XB</w:t>
-            </w:r>
-            <w:r>
-              <w:t>:</w:t>
-            </w:r>
-            <w:r>
-              <w:rPr>
-                <w:lang w:val="en-US"/>
-              </w:rPr>
-              <w:t>6</w:t>
-            </w:r>
-          </w:p>
-        </w:tc>
-        <w:tc>
-          <w:tcPr>
-            <w:tcW w:w="2212" w:type="dxa"/>
-          </w:tcPr>
-          <w:p>
-            <w:pPr>
-              <w:pStyle w:val="af0"/>
-            </w:pPr>
-            <w:r>
-              <w:t>М10.К4</w:t>
-            </w:r>
           </w:p>
         </w:tc>
         <w:tc>
@@ -13808,273 +12805,6 @@
             </w:pPr>
             <w:r>
               <w:t>Резерв</w:t>
-            </w:r>
-          </w:p>
-        </w:tc>
-      </w:tr>
-      <w:tr>
-        <w:tc>
-          <w:tcPr>
-            <w:tcW w:w="2479" w:type="dxa"/>
-          </w:tcPr>
-          <w:p>
-            <w:pPr>
-              <w:pStyle w:val="af0"/>
-            </w:pPr>
-            <w:r>
-              <w:t>М10.</w:t>
-            </w:r>
-            <w:r>
-              <w:rPr>
-                <w:lang w:val="en-US"/>
-              </w:rPr>
-              <w:t>X</w:t>
-            </w:r>
-            <w:r>
-              <w:t>В</w:t>
-            </w:r>
-            <w:r>
-              <w:rPr>
-                <w:lang w:val="en-US"/>
-              </w:rPr>
-              <w:t>:10</w:t>
-            </w:r>
-            <w:r>
-              <w:t xml:space="preserve"> – М10.</w:t>
-            </w:r>
-            <w:r>
-              <w:rPr>
-                <w:lang w:val="en-US"/>
-              </w:rPr>
-              <w:t>XB:8</w:t>
-            </w:r>
-          </w:p>
-        </w:tc>
-        <w:tc>
-          <w:tcPr>
-            <w:tcW w:w="2212" w:type="dxa"/>
-          </w:tcPr>
-          <w:p>
-            <w:pPr>
-              <w:pStyle w:val="af0"/>
-            </w:pPr>
-            <w:r>
-              <w:t>М10.К5</w:t>
-            </w:r>
-          </w:p>
-        </w:tc>
-        <w:tc>
-          <w:tcPr>
-            <w:tcW w:w="4914" w:type="dxa"/>
-          </w:tcPr>
-          <w:p>
-            <w:pPr>
-              <w:pStyle w:val="af0"/>
-              <w:jc w:val="left"/>
-            </w:pPr>
-            <w:r>
-              <w:t>Резерв</w:t>
-            </w:r>
-          </w:p>
-        </w:tc>
-      </w:tr>
-      <w:tr>
-        <w:tc>
-          <w:tcPr>
-            <w:tcW w:w="2479" w:type="dxa"/>
-          </w:tcPr>
-          <w:p>
-            <w:pPr>
-              <w:pStyle w:val="af0"/>
-            </w:pPr>
-            <w:r>
-              <w:t>М10</w:t>
-            </w:r>
-            <w:r>
-              <w:rPr>
-                <w:lang w:val="en-US"/>
-              </w:rPr>
-              <w:t>.X</w:t>
-            </w:r>
-            <w:r>
-              <w:t>В</w:t>
-            </w:r>
-            <w:r>
-              <w:rPr>
-                <w:lang w:val="en-US"/>
-              </w:rPr>
-              <w:t xml:space="preserve">:10 – </w:t>
-            </w:r>
-            <w:r>
-              <w:t>М10</w:t>
-            </w:r>
-            <w:r>
-              <w:rPr>
-                <w:lang w:val="en-US"/>
-              </w:rPr>
-              <w:t>.XB:9</w:t>
-            </w:r>
-          </w:p>
-        </w:tc>
-        <w:tc>
-          <w:tcPr>
-            <w:tcW w:w="2212" w:type="dxa"/>
-          </w:tcPr>
-          <w:p>
-            <w:pPr>
-              <w:pStyle w:val="af0"/>
-            </w:pPr>
-            <w:r>
-              <w:t>М10.К</w:t>
-            </w:r>
-            <w:r>
-              <w:rPr>
-                <w:lang w:val="en-US"/>
-              </w:rPr>
-              <w:t>6</w:t>
-            </w:r>
-          </w:p>
-        </w:tc>
-        <w:tc>
-          <w:tcPr>
-            <w:tcW w:w="4914" w:type="dxa"/>
-          </w:tcPr>
-          <w:p>
-            <w:pPr>
-              <w:pStyle w:val="af0"/>
-              <w:jc w:val="left"/>
-            </w:pPr>
-            <w:r>
-              <w:t>Резерв</w:t>
-            </w:r>
-          </w:p>
-        </w:tc>
-      </w:tr>
-      <w:tr>
-        <w:tc>
-          <w:tcPr>
-            <w:tcW w:w="2479" w:type="dxa"/>
-          </w:tcPr>
-          <w:p>
-            <w:pPr>
-              <w:pStyle w:val="af0"/>
-            </w:pPr>
-            <w:r>
-              <w:t>М10</w:t>
-            </w:r>
-            <w:r>
-              <w:rPr>
-                <w:lang w:val="en-US"/>
-              </w:rPr>
-              <w:t>.X</w:t>
-            </w:r>
-            <w:r>
-              <w:t>В</w:t>
-            </w:r>
-            <w:r>
-              <w:rPr>
-                <w:lang w:val="en-US"/>
-              </w:rPr>
-              <w:t xml:space="preserve">:13 – </w:t>
-            </w:r>
-            <w:r>
-              <w:t>М10</w:t>
-            </w:r>
-            <w:r>
-              <w:rPr>
-                <w:lang w:val="en-US"/>
-              </w:rPr>
-              <w:t>.XB:12</w:t>
-            </w:r>
-          </w:p>
-        </w:tc>
-        <w:tc>
-          <w:tcPr>
-            <w:tcW w:w="2212" w:type="dxa"/>
-          </w:tcPr>
-          <w:p>
-            <w:pPr>
-              <w:pStyle w:val="af0"/>
-            </w:pPr>
-            <w:r>
-              <w:t>М10.К</w:t>
-            </w:r>
-            <w:r>
-              <w:rPr>
-                <w:lang w:val="en-US"/>
-              </w:rPr>
-              <w:t>7</w:t>
-            </w:r>
-          </w:p>
-        </w:tc>
-        <w:tc>
-          <w:tcPr>
-            <w:tcW w:w="4914" w:type="dxa"/>
-          </w:tcPr>
-          <w:p>
-            <w:pPr>
-              <w:pStyle w:val="af0"/>
-              <w:jc w:val="left"/>
-            </w:pPr>
-            <w:r>
-              <w:t>Резерв</w:t>
-            </w:r>
-          </w:p>
-        </w:tc>
-      </w:tr>
-      <w:tr>
-        <w:tc>
-          <w:tcPr>
-            <w:tcW w:w="2479" w:type="dxa"/>
-          </w:tcPr>
-          <w:p>
-            <w:pPr>
-              <w:pStyle w:val="af0"/>
-            </w:pPr>
-            <w:r>
-              <w:t>М</w:t>
-            </w:r>
-            <w:r>
-              <w:rPr>
-                <w:lang w:val="en-US"/>
-              </w:rPr>
-              <w:t xml:space="preserve">1.XP:2 - </w:t>
-            </w:r>
-            <w:r>
-              <w:t>М</w:t>
-            </w:r>
-            <w:r>
-              <w:rPr>
-                <w:lang w:val="en-US"/>
-              </w:rPr>
-              <w:t>1.XP:1</w:t>
-            </w:r>
-          </w:p>
-        </w:tc>
-        <w:tc>
-          <w:tcPr>
-            <w:tcW w:w="2212" w:type="dxa"/>
-          </w:tcPr>
-          <w:p>
-            <w:pPr>
-              <w:pStyle w:val="af0"/>
-            </w:pPr>
-            <w:r>
-              <w:t>М1.К1</w:t>
-            </w:r>
-          </w:p>
-        </w:tc>
-        <w:tc>
-          <w:tcPr>
-            <w:tcW w:w="4914" w:type="dxa"/>
-          </w:tcPr>
-          <w:p>
-            <w:pPr>
-              <w:pStyle w:val="af0"/>
-              <w:jc w:val="left"/>
-            </w:pPr>
-            <w:r>
-              <w:t>ПС: Пуск</w:t>
             </w:r>
           </w:p>
         </w:tc>
@@ -14083,28 +12813,18 @@
     <w:p>
       <w:pPr>
         <w:pStyle w:val="a"/>
-        <w:rPr>
-          <w:highlight w:val="green"/>
-        </w:rPr>
       </w:pPr>
+      <w:bookmarkStart w:id="30" w:name="_Ref198638029"/>
       <w:r>
-        <w:rPr>
-          <w:highlight w:val="green"/>
-        </w:rPr>
         <w:t xml:space="preserve">Выходные реле устройства ЮНИТ-М300 для проверки </w:t>
       </w:r>
       <w:r>
-        <w:rPr>
-          <w:highlight w:val="green"/>
-        </w:rPr>
         <w:t>ЛО НН</w:t>
       </w:r>
       <w:r>
-        <w:rPr>
-          <w:highlight w:val="green"/>
-        </w:rPr>
         <w:t>2</w:t>
       </w:r>
+      <w:bookmarkEnd w:id="30"/>
     </w:p>
     <w:tbl>
       <w:tblPr>
@@ -14930,6 +13650,81 @@
               <w:jc w:val="left"/>
             </w:pPr>
             <w:r>
+              <w:t>ПС: Пуск</w:t>
+            </w:r>
+          </w:p>
+        </w:tc>
+      </w:tr>
+      <w:tr>
+        <w:tc>
+          <w:tcPr>
+            <w:tcW w:w="2479" w:type="dxa"/>
+          </w:tcPr>
+          <w:p>
+            <w:pPr>
+              <w:pStyle w:val="af0"/>
+            </w:pPr>
+            <w:r>
+              <w:t>М10.</w:t>
+            </w:r>
+            <w:r>
+              <w:rPr>
+                <w:lang w:val="en-US"/>
+              </w:rPr>
+              <w:t>X</w:t>
+            </w:r>
+            <w:r>
+              <w:t>В:</w:t>
+            </w:r>
+            <w:r>
+              <w:rPr>
+                <w:lang w:val="en-US"/>
+              </w:rPr>
+              <w:t>7</w:t>
+            </w:r>
+            <w:r>
+              <w:t xml:space="preserve"> – М10.</w:t>
+            </w:r>
+            <w:r>
+              <w:rPr>
+                <w:lang w:val="en-US"/>
+              </w:rPr>
+              <w:t>XB</w:t>
+            </w:r>
+            <w:r>
+              <w:t>:</w:t>
+            </w:r>
+            <w:r>
+              <w:rPr>
+                <w:lang w:val="en-US"/>
+              </w:rPr>
+              <w:t>5</w:t>
+            </w:r>
+          </w:p>
+        </w:tc>
+        <w:tc>
+          <w:tcPr>
+            <w:tcW w:w="2212" w:type="dxa"/>
+          </w:tcPr>
+          <w:p>
+            <w:pPr>
+              <w:pStyle w:val="af0"/>
+            </w:pPr>
+            <w:r>
+              <w:t>М10.К3</w:t>
+            </w:r>
+          </w:p>
+        </w:tc>
+        <w:tc>
+          <w:tcPr>
+            <w:tcW w:w="4914" w:type="dxa"/>
+          </w:tcPr>
+          <w:p>
+            <w:pPr>
+              <w:pStyle w:val="af0"/>
+              <w:jc w:val="left"/>
+            </w:pPr>
+            <w:r>
               <w:t>Резерв</w:t>
             </w:r>
           </w:p>
@@ -14978,7 +13773,7 @@
               <w:rPr>
                 <w:lang w:val="en-US"/>
               </w:rPr>
-              <w:t>5</w:t>
+              <w:t>6</w:t>
             </w:r>
           </w:p>
         </w:tc>
@@ -14991,7 +13786,7 @@
               <w:pStyle w:val="af0"/>
             </w:pPr>
             <w:r>
-              <w:t>М10.К3</w:t>
+              <w:t>М10.К4</w:t>
             </w:r>
           </w:p>
         </w:tc>
@@ -15029,7 +13824,173 @@
               <w:t>X</w:t>
             </w:r>
             <w:r>
-              <w:t>В:</w:t>
+              <w:t>В</w:t>
+            </w:r>
+            <w:r>
+              <w:rPr>
+                <w:lang w:val="en-US"/>
+              </w:rPr>
+              <w:t>:10</w:t>
+            </w:r>
+            <w:r>
+              <w:t xml:space="preserve"> – М10.</w:t>
+            </w:r>
+            <w:r>
+              <w:rPr>
+                <w:lang w:val="en-US"/>
+              </w:rPr>
+              <w:t>XB:8</w:t>
+            </w:r>
+          </w:p>
+        </w:tc>
+        <w:tc>
+          <w:tcPr>
+            <w:tcW w:w="2212" w:type="dxa"/>
+          </w:tcPr>
+          <w:p>
+            <w:pPr>
+              <w:pStyle w:val="af0"/>
+            </w:pPr>
+            <w:r>
+              <w:t>М10.К5</w:t>
+            </w:r>
+          </w:p>
+        </w:tc>
+        <w:tc>
+          <w:tcPr>
+            <w:tcW w:w="4914" w:type="dxa"/>
+          </w:tcPr>
+          <w:p>
+            <w:pPr>
+              <w:pStyle w:val="af0"/>
+              <w:jc w:val="left"/>
+            </w:pPr>
+            <w:r>
+              <w:t>Резерв</w:t>
+            </w:r>
+          </w:p>
+        </w:tc>
+      </w:tr>
+      <w:tr>
+        <w:tc>
+          <w:tcPr>
+            <w:tcW w:w="2479" w:type="dxa"/>
+          </w:tcPr>
+          <w:p>
+            <w:pPr>
+              <w:pStyle w:val="af0"/>
+            </w:pPr>
+            <w:r>
+              <w:t>М10</w:t>
+            </w:r>
+            <w:r>
+              <w:rPr>
+                <w:lang w:val="en-US"/>
+              </w:rPr>
+              <w:t>.X</w:t>
+            </w:r>
+            <w:r>
+              <w:t>В</w:t>
+            </w:r>
+            <w:r>
+              <w:rPr>
+                <w:lang w:val="en-US"/>
+              </w:rPr>
+              <w:t xml:space="preserve">:10 – </w:t>
+            </w:r>
+            <w:r>
+              <w:t>М10</w:t>
+            </w:r>
+            <w:r>
+              <w:rPr>
+                <w:lang w:val="en-US"/>
+              </w:rPr>
+              <w:t>.XB:9</w:t>
+            </w:r>
+          </w:p>
+        </w:tc>
+        <w:tc>
+          <w:tcPr>
+            <w:tcW w:w="2212" w:type="dxa"/>
+          </w:tcPr>
+          <w:p>
+            <w:pPr>
+              <w:pStyle w:val="af0"/>
+            </w:pPr>
+            <w:r>
+              <w:t>М10.К</w:t>
+            </w:r>
+            <w:r>
+              <w:rPr>
+                <w:lang w:val="en-US"/>
+              </w:rPr>
+              <w:t>6</w:t>
+            </w:r>
+          </w:p>
+        </w:tc>
+        <w:tc>
+          <w:tcPr>
+            <w:tcW w:w="4914" w:type="dxa"/>
+          </w:tcPr>
+          <w:p>
+            <w:pPr>
+              <w:pStyle w:val="af0"/>
+              <w:jc w:val="left"/>
+            </w:pPr>
+            <w:r>
+              <w:t>Резерв</w:t>
+            </w:r>
+          </w:p>
+        </w:tc>
+      </w:tr>
+      <w:tr>
+        <w:tc>
+          <w:tcPr>
+            <w:tcW w:w="2479" w:type="dxa"/>
+          </w:tcPr>
+          <w:p>
+            <w:pPr>
+              <w:pStyle w:val="af0"/>
+            </w:pPr>
+            <w:r>
+              <w:t>М10</w:t>
+            </w:r>
+            <w:r>
+              <w:rPr>
+                <w:lang w:val="en-US"/>
+              </w:rPr>
+              <w:t>.X</w:t>
+            </w:r>
+            <w:r>
+              <w:t>В</w:t>
+            </w:r>
+            <w:r>
+              <w:rPr>
+                <w:lang w:val="en-US"/>
+              </w:rPr>
+              <w:t xml:space="preserve">:13 – </w:t>
+            </w:r>
+            <w:r>
+              <w:t>М10</w:t>
+            </w:r>
+            <w:r>
+              <w:rPr>
+                <w:lang w:val="en-US"/>
+              </w:rPr>
+              <w:t>.XB:12</w:t>
+            </w:r>
+          </w:p>
+        </w:tc>
+        <w:tc>
+          <w:tcPr>
+            <w:tcW w:w="2212" w:type="dxa"/>
+          </w:tcPr>
+          <w:p>
+            <w:pPr>
+              <w:pStyle w:val="af0"/>
+            </w:pPr>
+            <w:r>
+              <w:t>М10.К</w:t>
             </w:r>
             <w:r>
               <w:rPr>
@@ -15037,37 +13998,6 @@
               </w:rPr>
               <w:t>7</w:t>
             </w:r>
-            <w:r>
-              <w:t xml:space="preserve"> – М10.</w:t>
-            </w:r>
-            <w:r>
-              <w:rPr>
-                <w:lang w:val="en-US"/>
-              </w:rPr>
-              <w:t>XB</w:t>
-            </w:r>
-            <w:r>
-              <w:t>:</w:t>
-            </w:r>
-            <w:r>
-              <w:rPr>
-                <w:lang w:val="en-US"/>
-              </w:rPr>
-              <w:t>6</w:t>
-            </w:r>
-          </w:p>
-        </w:tc>
-        <w:tc>
-          <w:tcPr>
-            <w:tcW w:w="2212" w:type="dxa"/>
-          </w:tcPr>
-          <w:p>
-            <w:pPr>
-              <w:pStyle w:val="af0"/>
-            </w:pPr>
-            <w:r>
-              <w:t>М10.К4</w:t>
-            </w:r>
           </w:p>
         </w:tc>
         <w:tc>
@@ -15081,273 +14011,6 @@
             </w:pPr>
             <w:r>
               <w:t>Резерв</w:t>
-            </w:r>
-          </w:p>
-        </w:tc>
-      </w:tr>
-      <w:tr>
-        <w:tc>
-          <w:tcPr>
-            <w:tcW w:w="2479" w:type="dxa"/>
-          </w:tcPr>
-          <w:p>
-            <w:pPr>
-              <w:pStyle w:val="af0"/>
-            </w:pPr>
-            <w:r>
-              <w:t>М10.</w:t>
-            </w:r>
-            <w:r>
-              <w:rPr>
-                <w:lang w:val="en-US"/>
-              </w:rPr>
-              <w:t>X</w:t>
-            </w:r>
-            <w:r>
-              <w:t>В</w:t>
-            </w:r>
-            <w:r>
-              <w:rPr>
-                <w:lang w:val="en-US"/>
-              </w:rPr>
-              <w:t>:10</w:t>
-            </w:r>
-            <w:r>
-              <w:t xml:space="preserve"> – М10.</w:t>
-            </w:r>
-            <w:r>
-              <w:rPr>
-                <w:lang w:val="en-US"/>
-              </w:rPr>
-              <w:t>XB:8</w:t>
-            </w:r>
-          </w:p>
-        </w:tc>
-        <w:tc>
-          <w:tcPr>
-            <w:tcW w:w="2212" w:type="dxa"/>
-          </w:tcPr>
-          <w:p>
-            <w:pPr>
-              <w:pStyle w:val="af0"/>
-            </w:pPr>
-            <w:r>
-              <w:t>М10.К5</w:t>
-            </w:r>
-          </w:p>
-        </w:tc>
-        <w:tc>
-          <w:tcPr>
-            <w:tcW w:w="4914" w:type="dxa"/>
-          </w:tcPr>
-          <w:p>
-            <w:pPr>
-              <w:pStyle w:val="af0"/>
-              <w:jc w:val="left"/>
-            </w:pPr>
-            <w:r>
-              <w:t>Резерв</w:t>
-            </w:r>
-          </w:p>
-        </w:tc>
-      </w:tr>
-      <w:tr>
-        <w:tc>
-          <w:tcPr>
-            <w:tcW w:w="2479" w:type="dxa"/>
-          </w:tcPr>
-          <w:p>
-            <w:pPr>
-              <w:pStyle w:val="af0"/>
-            </w:pPr>
-            <w:r>
-              <w:t>М10</w:t>
-            </w:r>
-            <w:r>
-              <w:rPr>
-                <w:lang w:val="en-US"/>
-              </w:rPr>
-              <w:t>.X</w:t>
-            </w:r>
-            <w:r>
-              <w:t>В</w:t>
-            </w:r>
-            <w:r>
-              <w:rPr>
-                <w:lang w:val="en-US"/>
-              </w:rPr>
-              <w:t xml:space="preserve">:10 – </w:t>
-            </w:r>
-            <w:r>
-              <w:t>М10</w:t>
-            </w:r>
-            <w:r>
-              <w:rPr>
-                <w:lang w:val="en-US"/>
-              </w:rPr>
-              <w:t>.XB:9</w:t>
-            </w:r>
-          </w:p>
-        </w:tc>
-        <w:tc>
-          <w:tcPr>
-            <w:tcW w:w="2212" w:type="dxa"/>
-          </w:tcPr>
-          <w:p>
-            <w:pPr>
-              <w:pStyle w:val="af0"/>
-            </w:pPr>
-            <w:r>
-              <w:t>М10.К</w:t>
-            </w:r>
-            <w:r>
-              <w:rPr>
-                <w:lang w:val="en-US"/>
-              </w:rPr>
-              <w:t>6</w:t>
-            </w:r>
-          </w:p>
-        </w:tc>
-        <w:tc>
-          <w:tcPr>
-            <w:tcW w:w="4914" w:type="dxa"/>
-          </w:tcPr>
-          <w:p>
-            <w:pPr>
-              <w:pStyle w:val="af0"/>
-              <w:jc w:val="left"/>
-            </w:pPr>
-            <w:r>
-              <w:t>Резерв</w:t>
-            </w:r>
-          </w:p>
-        </w:tc>
-      </w:tr>
-      <w:tr>
-        <w:tc>
-          <w:tcPr>
-            <w:tcW w:w="2479" w:type="dxa"/>
-          </w:tcPr>
-          <w:p>
-            <w:pPr>
-              <w:pStyle w:val="af0"/>
-            </w:pPr>
-            <w:r>
-              <w:t>М10</w:t>
-            </w:r>
-            <w:r>
-              <w:rPr>
-                <w:lang w:val="en-US"/>
-              </w:rPr>
-              <w:t>.X</w:t>
-            </w:r>
-            <w:r>
-              <w:t>В</w:t>
-            </w:r>
-            <w:r>
-              <w:rPr>
-                <w:lang w:val="en-US"/>
-              </w:rPr>
-              <w:t xml:space="preserve">:13 – </w:t>
-            </w:r>
-            <w:r>
-              <w:t>М10</w:t>
-            </w:r>
-            <w:r>
-              <w:rPr>
-                <w:lang w:val="en-US"/>
-              </w:rPr>
-              <w:t>.XB:12</w:t>
-            </w:r>
-          </w:p>
-        </w:tc>
-        <w:tc>
-          <w:tcPr>
-            <w:tcW w:w="2212" w:type="dxa"/>
-          </w:tcPr>
-          <w:p>
-            <w:pPr>
-              <w:pStyle w:val="af0"/>
-            </w:pPr>
-            <w:r>
-              <w:t>М10.К</w:t>
-            </w:r>
-            <w:r>
-              <w:rPr>
-                <w:lang w:val="en-US"/>
-              </w:rPr>
-              <w:t>7</w:t>
-            </w:r>
-          </w:p>
-        </w:tc>
-        <w:tc>
-          <w:tcPr>
-            <w:tcW w:w="4914" w:type="dxa"/>
-          </w:tcPr>
-          <w:p>
-            <w:pPr>
-              <w:pStyle w:val="af0"/>
-              <w:jc w:val="left"/>
-            </w:pPr>
-            <w:r>
-              <w:t>Резерв</w:t>
-            </w:r>
-          </w:p>
-        </w:tc>
-      </w:tr>
-      <w:tr>
-        <w:tc>
-          <w:tcPr>
-            <w:tcW w:w="2479" w:type="dxa"/>
-          </w:tcPr>
-          <w:p>
-            <w:pPr>
-              <w:pStyle w:val="af0"/>
-            </w:pPr>
-            <w:r>
-              <w:t>М</w:t>
-            </w:r>
-            <w:r>
-              <w:rPr>
-                <w:lang w:val="en-US"/>
-              </w:rPr>
-              <w:t xml:space="preserve">1.XP:2 - </w:t>
-            </w:r>
-            <w:r>
-              <w:t>М</w:t>
-            </w:r>
-            <w:r>
-              <w:rPr>
-                <w:lang w:val="en-US"/>
-              </w:rPr>
-              <w:t>1.XP:1</w:t>
-            </w:r>
-          </w:p>
-        </w:tc>
-        <w:tc>
-          <w:tcPr>
-            <w:tcW w:w="2212" w:type="dxa"/>
-          </w:tcPr>
-          <w:p>
-            <w:pPr>
-              <w:pStyle w:val="af0"/>
-            </w:pPr>
-            <w:r>
-              <w:t>М1.К1</w:t>
-            </w:r>
-          </w:p>
-        </w:tc>
-        <w:tc>
-          <w:tcPr>
-            <w:tcW w:w="4914" w:type="dxa"/>
-          </w:tcPr>
-          <w:p>
-            <w:pPr>
-              <w:pStyle w:val="af0"/>
-              <w:jc w:val="left"/>
-            </w:pPr>
-            <w:r>
-              <w:t>ПС: Пуск</w:t>
             </w:r>
           </w:p>
         </w:tc>
@@ -15356,22 +14019,12 @@
     <w:p>
       <w:pPr>
         <w:pStyle w:val="a"/>
-        <w:rPr>
-          <w:highlight w:val="green"/>
-        </w:rPr>
       </w:pPr>
+      <w:bookmarkStart w:id="31" w:name="_Ref198633822"/>
       <w:r>
-        <w:rPr>
-          <w:highlight w:val="green"/>
-        </w:rPr>
-        <w:t xml:space="preserve">Выходные реле устройства ЮНИТ-М300 для проверки </w:t>
+        <w:t>Выходные реле устройства ЮНИТ-М300 для проверки СС (часть 1 ,2)</w:t>
       </w:r>
-      <w:r>
-        <w:rPr>
-          <w:highlight w:val="green"/>
-        </w:rPr>
-        <w:t>СС (часть 1 ,2)</w:t>
-      </w:r>
+      <w:bookmarkEnd w:id="31"/>
     </w:p>
     <w:tbl>
       <w:tblPr>
@@ -16029,6 +14682,72 @@
               <w:jc w:val="left"/>
             </w:pPr>
             <w:r>
+              <w:t>ПС: Пуск</w:t>
+            </w:r>
+          </w:p>
+        </w:tc>
+      </w:tr>
+      <w:tr>
+        <w:tc>
+          <w:tcPr>
+            <w:tcW w:w="2479" w:type="dxa"/>
+          </w:tcPr>
+          <w:p>
+            <w:pPr>
+              <w:pStyle w:val="af0"/>
+            </w:pPr>
+            <w:r>
+              <w:t>М10.</w:t>
+            </w:r>
+            <w:r>
+              <w:rPr>
+                <w:lang w:val="en-US"/>
+              </w:rPr>
+              <w:t>X</w:t>
+            </w:r>
+            <w:r>
+              <w:t>В</w:t>
+            </w:r>
+            <w:r>
+              <w:rPr>
+                <w:lang w:val="en-US"/>
+              </w:rPr>
+              <w:t>:1</w:t>
+            </w:r>
+            <w:r>
+              <w:t xml:space="preserve"> – М10.</w:t>
+            </w:r>
+            <w:r>
+              <w:rPr>
+                <w:lang w:val="en-US"/>
+              </w:rPr>
+              <w:t>XB:2</w:t>
+            </w:r>
+          </w:p>
+        </w:tc>
+        <w:tc>
+          <w:tcPr>
+            <w:tcW w:w="2212" w:type="dxa"/>
+          </w:tcPr>
+          <w:p>
+            <w:pPr>
+              <w:pStyle w:val="af0"/>
+            </w:pPr>
+            <w:r>
+              <w:t>М10.К1</w:t>
+            </w:r>
+          </w:p>
+        </w:tc>
+        <w:tc>
+          <w:tcPr>
+            <w:tcW w:w="4914" w:type="dxa"/>
+          </w:tcPr>
+          <w:p>
+            <w:pPr>
+              <w:pStyle w:val="af0"/>
+              <w:jc w:val="left"/>
+            </w:pPr>
+            <w:r>
               <w:t>Резерв</w:t>
             </w:r>
           </w:p>
@@ -16053,13 +14772,223 @@
               <w:t>X</w:t>
             </w:r>
             <w:r>
+              <w:t>В:3 – М10.</w:t>
+            </w:r>
+            <w:r>
+              <w:rPr>
+                <w:lang w:val="en-US"/>
+              </w:rPr>
+              <w:t>XB</w:t>
+            </w:r>
+            <w:r>
+              <w:t>:4</w:t>
+            </w:r>
+          </w:p>
+        </w:tc>
+        <w:tc>
+          <w:tcPr>
+            <w:tcW w:w="2212" w:type="dxa"/>
+          </w:tcPr>
+          <w:p>
+            <w:pPr>
+              <w:pStyle w:val="af0"/>
+            </w:pPr>
+            <w:r>
+              <w:t>М10.К2</w:t>
+            </w:r>
+          </w:p>
+        </w:tc>
+        <w:tc>
+          <w:tcPr>
+            <w:tcW w:w="4914" w:type="dxa"/>
+          </w:tcPr>
+          <w:p>
+            <w:pPr>
+              <w:pStyle w:val="af0"/>
+              <w:jc w:val="left"/>
+            </w:pPr>
+            <w:r>
+              <w:t>Резерв</w:t>
+            </w:r>
+          </w:p>
+        </w:tc>
+      </w:tr>
+      <w:tr>
+        <w:tc>
+          <w:tcPr>
+            <w:tcW w:w="2479" w:type="dxa"/>
+          </w:tcPr>
+          <w:p>
+            <w:pPr>
+              <w:pStyle w:val="af0"/>
+            </w:pPr>
+            <w:r>
+              <w:t>М10.</w:t>
+            </w:r>
+            <w:r>
+              <w:rPr>
+                <w:lang w:val="en-US"/>
+              </w:rPr>
+              <w:t>X</w:t>
+            </w:r>
+            <w:r>
+              <w:t>В:</w:t>
+            </w:r>
+            <w:r>
+              <w:rPr>
+                <w:lang w:val="en-US"/>
+              </w:rPr>
+              <w:t>7</w:t>
+            </w:r>
+            <w:r>
+              <w:t xml:space="preserve"> – М10.</w:t>
+            </w:r>
+            <w:r>
+              <w:rPr>
+                <w:lang w:val="en-US"/>
+              </w:rPr>
+              <w:t>XB</w:t>
+            </w:r>
+            <w:r>
+              <w:t>:</w:t>
+            </w:r>
+            <w:r>
+              <w:rPr>
+                <w:lang w:val="en-US"/>
+              </w:rPr>
+              <w:t>5</w:t>
+            </w:r>
+          </w:p>
+        </w:tc>
+        <w:tc>
+          <w:tcPr>
+            <w:tcW w:w="2212" w:type="dxa"/>
+          </w:tcPr>
+          <w:p>
+            <w:pPr>
+              <w:pStyle w:val="af0"/>
+            </w:pPr>
+            <w:r>
+              <w:t>М10.К3</w:t>
+            </w:r>
+          </w:p>
+        </w:tc>
+        <w:tc>
+          <w:tcPr>
+            <w:tcW w:w="4914" w:type="dxa"/>
+          </w:tcPr>
+          <w:p>
+            <w:pPr>
+              <w:pStyle w:val="af0"/>
+              <w:jc w:val="left"/>
+            </w:pPr>
+            <w:r>
+              <w:t>Резерв</w:t>
+            </w:r>
+          </w:p>
+        </w:tc>
+      </w:tr>
+      <w:tr>
+        <w:tc>
+          <w:tcPr>
+            <w:tcW w:w="2479" w:type="dxa"/>
+          </w:tcPr>
+          <w:p>
+            <w:pPr>
+              <w:pStyle w:val="af0"/>
+            </w:pPr>
+            <w:r>
+              <w:t>М10.</w:t>
+            </w:r>
+            <w:r>
+              <w:rPr>
+                <w:lang w:val="en-US"/>
+              </w:rPr>
+              <w:t>X</w:t>
+            </w:r>
+            <w:r>
+              <w:t>В:</w:t>
+            </w:r>
+            <w:r>
+              <w:rPr>
+                <w:lang w:val="en-US"/>
+              </w:rPr>
+              <w:t>7</w:t>
+            </w:r>
+            <w:r>
+              <w:t xml:space="preserve"> – М10.</w:t>
+            </w:r>
+            <w:r>
+              <w:rPr>
+                <w:lang w:val="en-US"/>
+              </w:rPr>
+              <w:t>XB</w:t>
+            </w:r>
+            <w:r>
+              <w:t>:</w:t>
+            </w:r>
+            <w:r>
+              <w:rPr>
+                <w:lang w:val="en-US"/>
+              </w:rPr>
+              <w:t>6</w:t>
+            </w:r>
+          </w:p>
+        </w:tc>
+        <w:tc>
+          <w:tcPr>
+            <w:tcW w:w="2212" w:type="dxa"/>
+          </w:tcPr>
+          <w:p>
+            <w:pPr>
+              <w:pStyle w:val="af0"/>
+            </w:pPr>
+            <w:r>
+              <w:t>М10.К4</w:t>
+            </w:r>
+          </w:p>
+        </w:tc>
+        <w:tc>
+          <w:tcPr>
+            <w:tcW w:w="4914" w:type="dxa"/>
+          </w:tcPr>
+          <w:p>
+            <w:pPr>
+              <w:pStyle w:val="af0"/>
+              <w:jc w:val="left"/>
+            </w:pPr>
+            <w:r>
+              <w:t>Резерв</w:t>
+            </w:r>
+          </w:p>
+        </w:tc>
+      </w:tr>
+      <w:tr>
+        <w:tc>
+          <w:tcPr>
+            <w:tcW w:w="2479" w:type="dxa"/>
+          </w:tcPr>
+          <w:p>
+            <w:pPr>
+              <w:pStyle w:val="af0"/>
+            </w:pPr>
+            <w:r>
+              <w:t>М10.</w:t>
+            </w:r>
+            <w:r>
+              <w:rPr>
+                <w:lang w:val="en-US"/>
+              </w:rPr>
+              <w:t>X</w:t>
+            </w:r>
+            <w:r>
               <w:t>В</w:t>
             </w:r>
             <w:r>
               <w:rPr>
                 <w:lang w:val="en-US"/>
               </w:rPr>
-              <w:t>:1</w:t>
+              <w:t>:10</w:t>
             </w:r>
             <w:r>
               <w:t xml:space="preserve"> – М10.</w:t>
@@ -16068,7 +14997,7 @@
               <w:rPr>
                 <w:lang w:val="en-US"/>
               </w:rPr>
-              <w:t>XB:2</w:t>
+              <w:t>XB:8</w:t>
             </w:r>
           </w:p>
         </w:tc>
@@ -16081,7 +15010,7 @@
               <w:pStyle w:val="af0"/>
             </w:pPr>
             <w:r>
-              <w:t>М10.К1</w:t>
+              <w:t>М10.К5</w:t>
             </w:r>
           </w:p>
         </w:tc>
@@ -16110,25 +15039,31 @@
               <w:pStyle w:val="af0"/>
             </w:pPr>
             <w:r>
-              <w:t>М10.</w:t>
-            </w:r>
-            <w:r>
-              <w:rPr>
-                <w:lang w:val="en-US"/>
-              </w:rPr>
-              <w:t>X</w:t>
-            </w:r>
-            <w:r>
-              <w:t>В:3 – М10.</w:t>
-            </w:r>
-            <w:r>
-              <w:rPr>
-                <w:lang w:val="en-US"/>
-              </w:rPr>
-              <w:t>XB</w:t>
-            </w:r>
-            <w:r>
-              <w:t>:4</w:t>
+              <w:t>М10</w:t>
+            </w:r>
+            <w:r>
+              <w:rPr>
+                <w:lang w:val="en-US"/>
+              </w:rPr>
+              <w:t>.X</w:t>
+            </w:r>
+            <w:r>
+              <w:t>В</w:t>
+            </w:r>
+            <w:r>
+              <w:rPr>
+                <w:lang w:val="en-US"/>
+              </w:rPr>
+              <w:t xml:space="preserve">:10 – </w:t>
+            </w:r>
+            <w:r>
+              <w:t>М10</w:t>
+            </w:r>
+            <w:r>
+              <w:rPr>
+                <w:lang w:val="en-US"/>
+              </w:rPr>
+              <w:t>.XB:9</w:t>
             </w:r>
           </w:p>
         </w:tc>
@@ -16141,7 +15076,13 @@
               <w:pStyle w:val="af0"/>
             </w:pPr>
             <w:r>
-              <w:t>М10.К2</w:t>
+              <w:t>М10.К</w:t>
+            </w:r>
+            <w:r>
+              <w:rPr>
+                <w:lang w:val="en-US"/>
+              </w:rPr>
+              <w:t>6</w:t>
             </w:r>
           </w:p>
         </w:tc>
@@ -16170,16 +15111,44 @@
               <w:pStyle w:val="af0"/>
             </w:pPr>
             <w:r>
-              <w:t>М10.</w:t>
-            </w:r>
-            <w:r>
-              <w:rPr>
-                <w:lang w:val="en-US"/>
-              </w:rPr>
-              <w:t>X</w:t>
-            </w:r>
-            <w:r>
-              <w:t>В:</w:t>
+              <w:t>М10</w:t>
+            </w:r>
+            <w:r>
+              <w:rPr>
+                <w:lang w:val="en-US"/>
+              </w:rPr>
+              <w:t>.X</w:t>
+            </w:r>
+            <w:r>
+              <w:t>В</w:t>
+            </w:r>
+            <w:r>
+              <w:rPr>
+                <w:lang w:val="en-US"/>
+              </w:rPr>
+              <w:t xml:space="preserve">:13 – </w:t>
+            </w:r>
+            <w:r>
+              <w:t>М10</w:t>
+            </w:r>
+            <w:r>
+              <w:rPr>
+                <w:lang w:val="en-US"/>
+              </w:rPr>
+              <w:t>.XB:12</w:t>
+            </w:r>
+          </w:p>
+        </w:tc>
+        <w:tc>
+          <w:tcPr>
+            <w:tcW w:w="2212" w:type="dxa"/>
+          </w:tcPr>
+          <w:p>
+            <w:pPr>
+              <w:pStyle w:val="af0"/>
+            </w:pPr>
+            <w:r>
+              <w:t>М10.К</w:t>
             </w:r>
             <w:r>
               <w:rPr>
@@ -16187,37 +15156,6 @@
               </w:rPr>
               <w:t>7</w:t>
             </w:r>
-            <w:r>
-              <w:t xml:space="preserve"> – М10.</w:t>
-            </w:r>
-            <w:r>
-              <w:rPr>
-                <w:lang w:val="en-US"/>
-              </w:rPr>
-              <w:t>XB</w:t>
-            </w:r>
-            <w:r>
-              <w:t>:</w:t>
-            </w:r>
-            <w:r>
-              <w:rPr>
-                <w:lang w:val="en-US"/>
-              </w:rPr>
-              <w:t>5</w:t>
-            </w:r>
-          </w:p>
-        </w:tc>
-        <w:tc>
-          <w:tcPr>
-            <w:tcW w:w="2212" w:type="dxa"/>
-          </w:tcPr>
-          <w:p>
-            <w:pPr>
-              <w:pStyle w:val="af0"/>
-            </w:pPr>
-            <w:r>
-              <w:t>М10.К3</w:t>
-            </w:r>
           </w:p>
         </w:tc>
         <w:tc>
@@ -16231,349 +15169,6 @@
             </w:pPr>
             <w:r>
               <w:t>Резерв</w:t>
-            </w:r>
-          </w:p>
-        </w:tc>
-      </w:tr>
-      <w:tr>
-        <w:tc>
-          <w:tcPr>
-            <w:tcW w:w="2479" w:type="dxa"/>
-          </w:tcPr>
-          <w:p>
-            <w:pPr>
-              <w:pStyle w:val="af0"/>
-            </w:pPr>
-            <w:r>
-              <w:lastRenderedPageBreak/>
-              <w:t>М10.</w:t>
-            </w:r>
-            <w:r>
-              <w:rPr>
-                <w:lang w:val="en-US"/>
-              </w:rPr>
-              <w:t>X</w:t>
-            </w:r>
-            <w:r>
-              <w:t>В:</w:t>
-            </w:r>
-            <w:r>
-              <w:rPr>
-                <w:lang w:val="en-US"/>
-              </w:rPr>
-              <w:t>7</w:t>
-            </w:r>
-            <w:r>
-              <w:t xml:space="preserve"> – М10.</w:t>
-            </w:r>
-            <w:r>
-              <w:rPr>
-                <w:lang w:val="en-US"/>
-              </w:rPr>
-              <w:t>XB</w:t>
-            </w:r>
-            <w:r>
-              <w:t>:</w:t>
-            </w:r>
-            <w:r>
-              <w:rPr>
-                <w:lang w:val="en-US"/>
-              </w:rPr>
-              <w:t>6</w:t>
-            </w:r>
-          </w:p>
-        </w:tc>
-        <w:tc>
-          <w:tcPr>
-            <w:tcW w:w="2212" w:type="dxa"/>
-          </w:tcPr>
-          <w:p>
-            <w:pPr>
-              <w:pStyle w:val="af0"/>
-            </w:pPr>
-            <w:r>
-              <w:t>М10.К4</w:t>
-            </w:r>
-          </w:p>
-        </w:tc>
-        <w:tc>
-          <w:tcPr>
-            <w:tcW w:w="4914" w:type="dxa"/>
-          </w:tcPr>
-          <w:p>
-            <w:pPr>
-              <w:pStyle w:val="af0"/>
-              <w:jc w:val="left"/>
-            </w:pPr>
-            <w:r>
-              <w:t>Резерв</w:t>
-            </w:r>
-          </w:p>
-        </w:tc>
-      </w:tr>
-      <w:tr>
-        <w:tc>
-          <w:tcPr>
-            <w:tcW w:w="2479" w:type="dxa"/>
-          </w:tcPr>
-          <w:p>
-            <w:pPr>
-              <w:pStyle w:val="af0"/>
-            </w:pPr>
-            <w:r>
-              <w:t>М10.</w:t>
-            </w:r>
-            <w:r>
-              <w:rPr>
-                <w:lang w:val="en-US"/>
-              </w:rPr>
-              <w:t>X</w:t>
-            </w:r>
-            <w:r>
-              <w:t>В</w:t>
-            </w:r>
-            <w:r>
-              <w:rPr>
-                <w:lang w:val="en-US"/>
-              </w:rPr>
-              <w:t>:10</w:t>
-            </w:r>
-            <w:r>
-              <w:t xml:space="preserve"> – М10.</w:t>
-            </w:r>
-            <w:r>
-              <w:rPr>
-                <w:lang w:val="en-US"/>
-              </w:rPr>
-              <w:t>XB:8</w:t>
-            </w:r>
-          </w:p>
-        </w:tc>
-        <w:tc>
-          <w:tcPr>
-            <w:tcW w:w="2212" w:type="dxa"/>
-          </w:tcPr>
-          <w:p>
-            <w:pPr>
-              <w:pStyle w:val="af0"/>
-            </w:pPr>
-            <w:r>
-              <w:t>М10.К5</w:t>
-            </w:r>
-          </w:p>
-        </w:tc>
-        <w:tc>
-          <w:tcPr>
-            <w:tcW w:w="4914" w:type="dxa"/>
-          </w:tcPr>
-          <w:p>
-            <w:pPr>
-              <w:pStyle w:val="af0"/>
-              <w:jc w:val="left"/>
-            </w:pPr>
-            <w:r>
-              <w:t>Резерв</w:t>
-            </w:r>
-          </w:p>
-        </w:tc>
-      </w:tr>
-      <w:tr>
-        <w:tc>
-          <w:tcPr>
-            <w:tcW w:w="2479" w:type="dxa"/>
-          </w:tcPr>
-          <w:p>
-            <w:pPr>
-              <w:pStyle w:val="af0"/>
-            </w:pPr>
-            <w:r>
-              <w:t>М10</w:t>
-            </w:r>
-            <w:r>
-              <w:rPr>
-                <w:lang w:val="en-US"/>
-              </w:rPr>
-              <w:t>.X</w:t>
-            </w:r>
-            <w:r>
-              <w:t>В</w:t>
-            </w:r>
-            <w:r>
-              <w:rPr>
-                <w:lang w:val="en-US"/>
-              </w:rPr>
-              <w:t xml:space="preserve">:10 – </w:t>
-            </w:r>
-            <w:r>
-              <w:t>М10</w:t>
-            </w:r>
-            <w:r>
-              <w:rPr>
-                <w:lang w:val="en-US"/>
-              </w:rPr>
-              <w:t>.XB:9</w:t>
-            </w:r>
-          </w:p>
-        </w:tc>
-        <w:tc>
-          <w:tcPr>
-            <w:tcW w:w="2212" w:type="dxa"/>
-          </w:tcPr>
-          <w:p>
-            <w:pPr>
-              <w:pStyle w:val="af0"/>
-            </w:pPr>
-            <w:r>
-              <w:t>М10.К</w:t>
-            </w:r>
-            <w:r>
-              <w:rPr>
-                <w:lang w:val="en-US"/>
-              </w:rPr>
-              <w:t>6</w:t>
-            </w:r>
-          </w:p>
-        </w:tc>
-        <w:tc>
-          <w:tcPr>
-            <w:tcW w:w="4914" w:type="dxa"/>
-          </w:tcPr>
-          <w:p>
-            <w:pPr>
-              <w:pStyle w:val="af0"/>
-              <w:jc w:val="left"/>
-            </w:pPr>
-            <w:r>
-              <w:t>Резерв</w:t>
-            </w:r>
-          </w:p>
-        </w:tc>
-      </w:tr>
-      <w:tr>
-        <w:tc>
-          <w:tcPr>
-            <w:tcW w:w="2479" w:type="dxa"/>
-          </w:tcPr>
-          <w:p>
-            <w:pPr>
-              <w:pStyle w:val="af0"/>
-            </w:pPr>
-            <w:r>
-              <w:t>М10</w:t>
-            </w:r>
-            <w:r>
-              <w:rPr>
-                <w:lang w:val="en-US"/>
-              </w:rPr>
-              <w:t>.X</w:t>
-            </w:r>
-            <w:r>
-              <w:t>В</w:t>
-            </w:r>
-            <w:r>
-              <w:rPr>
-                <w:lang w:val="en-US"/>
-              </w:rPr>
-              <w:t xml:space="preserve">:13 – </w:t>
-            </w:r>
-            <w:r>
-              <w:t>М10</w:t>
-            </w:r>
-            <w:r>
-              <w:rPr>
-                <w:lang w:val="en-US"/>
-              </w:rPr>
-              <w:t>.XB:12</w:t>
-            </w:r>
-          </w:p>
-        </w:tc>
-        <w:tc>
-          <w:tcPr>
-            <w:tcW w:w="2212" w:type="dxa"/>
-          </w:tcPr>
-          <w:p>
-            <w:pPr>
-              <w:pStyle w:val="af0"/>
-            </w:pPr>
-            <w:r>
-              <w:t>М10.К</w:t>
-            </w:r>
-            <w:r>
-              <w:rPr>
-                <w:lang w:val="en-US"/>
-              </w:rPr>
-              <w:t>7</w:t>
-            </w:r>
-          </w:p>
-        </w:tc>
-        <w:tc>
-          <w:tcPr>
-            <w:tcW w:w="4914" w:type="dxa"/>
-          </w:tcPr>
-          <w:p>
-            <w:pPr>
-              <w:pStyle w:val="af0"/>
-              <w:jc w:val="left"/>
-            </w:pPr>
-            <w:r>
-              <w:t>Резерв</w:t>
-            </w:r>
-          </w:p>
-        </w:tc>
-      </w:tr>
-      <w:tr>
-        <w:tc>
-          <w:tcPr>
-            <w:tcW w:w="2479" w:type="dxa"/>
-          </w:tcPr>
-          <w:p>
-            <w:pPr>
-              <w:pStyle w:val="af0"/>
-            </w:pPr>
-            <w:r>
-              <w:t>М</w:t>
-            </w:r>
-            <w:r>
-              <w:rPr>
-                <w:lang w:val="en-US"/>
-              </w:rPr>
-              <w:t xml:space="preserve">1.XP:2 - </w:t>
-            </w:r>
-            <w:r>
-              <w:t>М</w:t>
-            </w:r>
-            <w:r>
-              <w:rPr>
-                <w:lang w:val="en-US"/>
-              </w:rPr>
-              <w:t>1.XP:1</w:t>
-            </w:r>
-          </w:p>
-        </w:tc>
-        <w:tc>
-          <w:tcPr>
-            <w:tcW w:w="2212" w:type="dxa"/>
-          </w:tcPr>
-          <w:p>
-            <w:pPr>
-              <w:pStyle w:val="af0"/>
-            </w:pPr>
-            <w:r>
-              <w:t>М1.К1</w:t>
-            </w:r>
-          </w:p>
-        </w:tc>
-        <w:tc>
-          <w:tcPr>
-            <w:tcW w:w="4914" w:type="dxa"/>
-          </w:tcPr>
-          <w:p>
-            <w:pPr>
-              <w:pStyle w:val="af0"/>
-              <w:jc w:val="left"/>
-            </w:pPr>
-            <w:r>
-              <w:t>ПС: Пуск</w:t>
             </w:r>
           </w:p>
         </w:tc>
@@ -16588,12 +15183,10 @@
         </w:numPr>
         <w:ind w:left="709"/>
       </w:pPr>
-      <w:bookmarkStart w:id="18" w:name="_GoBack"/>
-      <w:bookmarkEnd w:id="18"/>
     </w:p>
     <w:sectPr>
-      <w:headerReference w:type="default" r:id="rId12"/>
-      <w:footerReference w:type="default" r:id="rId13"/>
+      <w:headerReference w:type="default" r:id="rId16"/>
+      <w:footerReference w:type="default" r:id="rId17"/>
       <w:pgSz w:w="11906" w:h="16838"/>
       <w:pgMar w:top="720" w:right="720" w:bottom="720" w:left="720" w:header="709" w:footer="283" w:gutter="851"/>
       <w:cols w:space="708"/>
@@ -17035,14 +15628,27 @@
           <w:r>
             <w:t>/</w:t>
           </w:r>
-          <w:fldSimple w:instr=" NUMPAGES   \* MERGEFORMAT ">
-            <w:r>
-              <w:rPr>
-                <w:noProof/>
-              </w:rPr>
-              <w:t>10</w:t>
-            </w:r>
-          </w:fldSimple>
+          <w:r>
+            <w:fldChar w:fldCharType="begin"/>
+          </w:r>
+          <w:r>
+            <w:instrText xml:space="preserve"> NUMPAGES   \* MERGEFORMAT </w:instrText>
+          </w:r>
+          <w:r>
+            <w:fldChar w:fldCharType="separate"/>
+          </w:r>
+          <w:r>
+            <w:rPr>
+              <w:noProof/>
+            </w:rPr>
+            <w:t>11</w:t>
+          </w:r>
+          <w:r>
+            <w:rPr>
+              <w:noProof/>
+            </w:rPr>
+            <w:fldChar w:fldCharType="end"/>
+          </w:r>
         </w:p>
       </w:tc>
     </w:tr>
@@ -17119,7 +15725,7 @@
             <w:rPr>
               <w:noProof/>
             </w:rPr>
-            <w:t>10</w:t>
+            <w:t>4</w:t>
           </w:r>
           <w:r>
             <w:fldChar w:fldCharType="end"/>
@@ -17140,7 +15746,7 @@
             <w:rPr>
               <w:noProof/>
             </w:rPr>
-            <w:t>10</w:t>
+            <w:t>11</w:t>
           </w:r>
           <w:r>
             <w:rPr>
@@ -19278,7 +17884,7 @@
 </file>
 
 <file path=customXml/itemProps1.xml><?xml version="1.0" encoding="utf-8"?>
-<ds:datastoreItem xmlns:ds="http://schemas.openxmlformats.org/officeDocument/2006/customXml" ds:itemID="{F32CC6D3-40DC-4CD2-9325-80992F6A102A}">
+<ds:datastoreItem xmlns:ds="http://schemas.openxmlformats.org/officeDocument/2006/customXml" ds:itemID="{8ACA413C-CB52-450C-A492-0E4C51CC8597}">
   <ds:schemaRefs>
     <ds:schemaRef ds:uri="http://schemas.openxmlformats.org/officeDocument/2006/bibliography"/>
   </ds:schemaRefs>
